--- a/Thesis Progress.docx
+++ b/Thesis Progress.docx
@@ -2542,6 +2542,232 @@
           <w:rtl w:val="0"/>
         </w:rPr>
         <w:t xml:space="preserve"> — teardown (stop Nav2 with Ctrl+C in its terminal)</w:t>
+      </w:r>
+    </w:p>
+    <w:p>
+      <w:pPr>
+        <w:pStyle w:val="Heading2"/>
+        <w:keepNext w:val="0"/>
+        <w:keepLines w:val="0"/>
+        <w:spacing w:after="80" w:lineRule="auto"/>
+        <w:rPr>
+          <w:b w:val="1"/>
+          <w:bCs w:val="1"/>
+          <w:sz w:val="34"/>
+          <w:szCs w:val="34"/>
+        </w:rPr>
+      </w:pPr>
+      <w:r>
+        <w:rPr>
+          <w:b w:val="1"/>
+          <w:bCs w:val="1"/>
+          <w:sz w:val="34"/>
+          <w:szCs w:val="34"/>
+          <w:rtl w:val="0"/>
+        </w:rPr>
+        <w:t xml:space="preserve">Phase B: Batch Evaluation with Static Obstacles</w:t>
+      </w:r>
+    </w:p>
+    <w:p>
+      <w:pPr>
+        <w:rPr/>
+      </w:pPr>
+      <w:r>
+        <w:rPr>
+          <w:rtl w:val="0"/>
+        </w:rPr>
+        <w:t xml:space="preserve">To produce the requested statistics, I built an unattended batch runner (</w:t>
+      </w:r>
+      <w:r>
+        <w:rPr>
+          <w:rFonts w:ascii="Roboto Mono" w:cs="Roboto Mono" w:eastAsia="Roboto Mono" w:hAnsi="Roboto Mono"/>
+          <w:color w:val="188038"/>
+          <w:rtl w:val="0"/>
+        </w:rPr>
+        <w:t xml:space="preserve">run_batch.sh</w:t>
+      </w:r>
+      <w:r>
+        <w:rPr>
+          <w:rtl w:val="0"/>
+        </w:rPr>
+        <w:t xml:space="preserve">). For every combination of obstacle count and random seed it generates a fresh scenario, starts the whole stack headless (no terminal windows), waits for the odometry and Nav2 to become ready, arms the drone, sends the scenario goal under a watchdog timeout, saves every component’s log together with the feedback stream and the hit counter’s totals, and tears everything down before the next run. Failures are recorded and the batch continues. A companion script, </w:t>
+      </w:r>
+      <w:r>
+        <w:rPr>
+          <w:rFonts w:ascii="Roboto Mono" w:cs="Roboto Mono" w:eastAsia="Roboto Mono" w:hAnsi="Roboto Mono"/>
+          <w:color w:val="188038"/>
+          <w:rtl w:val="0"/>
+        </w:rPr>
+        <w:t xml:space="preserve">compute_metrics.py</w:t>
+      </w:r>
+      <w:r>
+        <w:rPr>
+          <w:rtl w:val="0"/>
+        </w:rPr>
+        <w:t xml:space="preserve">, parses the recorded artifacts into a CSV and aggregates success rate, navigation time, the path-to-Euclidean-distance ratio, hit count, and minimum obstacle clearance per obstacle count, and renders the corresponding plots.</w:t>
+      </w:r>
+    </w:p>
+    <w:p>
+      <w:pPr>
+        <w:rPr/>
+      </w:pPr>
+      <w:r>
+        <w:rPr>
+          <w:rtl w:val="0"/>
+        </w:rPr>
+        <w:t xml:space="preserve">The main experiment swept 1, 2, 4, 6, 8, and 10 obstacles with 8 random seeds each — 48 runs, about 46 minutes unattended in the VM. All 48 runs succeeded with zero collisions:</w:t>
+      </w:r>
+    </w:p>
+    <w:p>
+      <w:pPr>
+        <w:rPr/>
+      </w:pPr>
+      <w:r>
+        <w:rPr>
+          <w:rFonts w:ascii="Roboto Mono" w:cs="Roboto Mono" w:eastAsia="Roboto Mono" w:hAnsi="Roboto Mono"/>
+          <w:color w:val="188038"/>
+          <w:rtl w:val="0"/>
+        </w:rPr>
+        <w:t xml:space="preserve">  N   success   mean time   path/Euclid   hits   min clearance</w:t>
+      </w:r>
+    </w:p>
+    <w:p>
+      <w:pPr>
+        <w:rPr/>
+      </w:pPr>
+      <w:r>
+        <w:rPr>
+          <w:rFonts w:ascii="Roboto Mono" w:cs="Roboto Mono" w:eastAsia="Roboto Mono" w:hAnsi="Roboto Mono"/>
+          <w:color w:val="188038"/>
+          <w:rtl w:val="0"/>
+        </w:rPr>
+        <w:t xml:space="preserve">  1     8/8      29.3 s        0.980        0        0.80 m</w:t>
+      </w:r>
+    </w:p>
+    <w:p>
+      <w:pPr>
+        <w:rPr/>
+      </w:pPr>
+      <w:r>
+        <w:rPr>
+          <w:rFonts w:ascii="Roboto Mono" w:cs="Roboto Mono" w:eastAsia="Roboto Mono" w:hAnsi="Roboto Mono"/>
+          <w:color w:val="188038"/>
+          <w:rtl w:val="0"/>
+        </w:rPr>
+        <w:t xml:space="preserve">  2     8/8      29.3 s        0.981        0        0.76 m</w:t>
+      </w:r>
+    </w:p>
+    <w:p>
+      <w:pPr>
+        <w:rPr/>
+      </w:pPr>
+      <w:r>
+        <w:rPr>
+          <w:rFonts w:ascii="Roboto Mono" w:cs="Roboto Mono" w:eastAsia="Roboto Mono" w:hAnsi="Roboto Mono"/>
+          <w:color w:val="188038"/>
+          <w:rtl w:val="0"/>
+        </w:rPr>
+        <w:t xml:space="preserve">  4     8/8      29.3 s        0.986        0        0.52 m</w:t>
+      </w:r>
+    </w:p>
+    <w:p>
+      <w:pPr>
+        <w:rPr/>
+      </w:pPr>
+      <w:r>
+        <w:rPr>
+          <w:rFonts w:ascii="Roboto Mono" w:cs="Roboto Mono" w:eastAsia="Roboto Mono" w:hAnsi="Roboto Mono"/>
+          <w:color w:val="188038"/>
+          <w:rtl w:val="0"/>
+        </w:rPr>
+        <w:t xml:space="preserve">  6     8/8      30.6 s        1.001        0        0.38 m</w:t>
+      </w:r>
+    </w:p>
+    <w:p>
+      <w:pPr>
+        <w:rPr/>
+      </w:pPr>
+      <w:r>
+        <w:rPr>
+          <w:rFonts w:ascii="Roboto Mono" w:cs="Roboto Mono" w:eastAsia="Roboto Mono" w:hAnsi="Roboto Mono"/>
+          <w:color w:val="188038"/>
+          <w:rtl w:val="0"/>
+        </w:rPr>
+        <w:t xml:space="preserve">  8     8/8      31.5 s        1.019        0        0.37 m</w:t>
+      </w:r>
+    </w:p>
+    <w:p>
+      <w:pPr>
+        <w:rPr/>
+      </w:pPr>
+      <w:r>
+        <w:rPr>
+          <w:rFonts w:ascii="Roboto Mono" w:cs="Roboto Mono" w:eastAsia="Roboto Mono" w:hAnsi="Roboto Mono"/>
+          <w:color w:val="188038"/>
+          <w:rtl w:val="0"/>
+        </w:rPr>
+        <w:t xml:space="preserve"> 10     8/8      31.6 s        1.021        0        0.37 m</w:t>
+      </w:r>
+    </w:p>
+    <w:p>
+      <w:pPr>
+        <w:rPr/>
+      </w:pPr>
+      <w:r>
+        <w:rPr>
+          <w:rtl w:val="0"/>
+        </w:rPr>
+        <w:t xml:space="preserve">The trends behave as expected: with few obstacles the random start–goal line is usually free, so the ratio sits slightly below 1 (the drone stops at the 0.3 m goal tolerance); as the field crowds, navigation time and detour overhead grow and the minimum clearance drops toward the costmap inflation radius, which acts as the effective safety margin. Ratios below 1.0 are an artifact of measuring the flown path against the full start-to-goal distance while the goal checker accepts arrival within 0.3 m.</w:t>
+      </w:r>
+    </w:p>
+    <w:p>
+      <w:pPr>
+        <w:rPr/>
+      </w:pPr>
+      <w:r>
+        <w:rPr>
+          <w:rtl w:val="0"/>
+        </w:rPr>
+        <w:t xml:space="preserve">Reliability of the harness itself was the main lesson of this phase. Every failure observed across all batches was an infrastructure timeout, never a navigation failure: ROS 2 action-server handshakes timed out whenever the host machine starved the VM (an open RViz window during one batch; incoming video calls during another — the failed runs clustered exactly in the call windows). Two measures fixed this: raising Nav2’s behavior-tree IPC timeouts (</w:t>
+      </w:r>
+      <w:r>
+        <w:rPr>
+          <w:rFonts w:ascii="Roboto Mono" w:cs="Roboto Mono" w:eastAsia="Roboto Mono" w:hAnsi="Roboto Mono"/>
+          <w:color w:val="188038"/>
+          <w:rtl w:val="0"/>
+        </w:rPr>
+        <w:t xml:space="preserve">default_server_timeout</w:t>
+      </w:r>
+      <w:r>
+        <w:rPr>
+          <w:rtl w:val="0"/>
+        </w:rPr>
+        <w:t xml:space="preserve">, where I initially used a wrong parameter name that ROS silently ignored — a caution worth recording), and keeping the VM unloaded during batches. The affected runs were re-executed with identical seeds and configuration, giving the final 48/48. The curated results (CSV, summary table, plots) are stored in the repository under </w:t>
+      </w:r>
+      <w:r>
+        <w:rPr>
+          <w:rFonts w:ascii="Roboto Mono" w:cs="Roboto Mono" w:eastAsia="Roboto Mono" w:hAnsi="Roboto Mono"/>
+          <w:color w:val="188038"/>
+          <w:rtl w:val="0"/>
+        </w:rPr>
+        <w:t xml:space="preserve">results/2026-07-17_static_sweep/</w:t>
+      </w:r>
+      <w:r>
+        <w:rPr>
+          <w:rtl w:val="0"/>
+        </w:rPr>
+        <w:t xml:space="preserve">.</w:t>
+      </w:r>
+    </w:p>
+    <w:p>
+      <w:pPr>
+        <w:rPr/>
+      </w:pPr>
+      <w:r>
+        <w:rPr>
+          <w:rtl w:val="0"/>
+        </w:rPr>
+        <w:t xml:space="preserve">With the static-obstacle baseline established — Nav2 reliably avoids fixed obstacles at these densities — the next phase introduces moving obstacles at increasing speeds to locate the point where Nav2’s performance deteriorates, which motivates the additional avoidance component.</w:t>
       </w:r>
     </w:p>
     <w:p>

--- a/Thesis Progress.docx
+++ b/Thesis Progress.docx
@@ -2768,6 +2768,232 @@
           <w:rtl w:val="0"/>
         </w:rPr>
         <w:t xml:space="preserve">With the static-obstacle baseline established — Nav2 reliably avoids fixed obstacles at these densities — the next phase introduces moving obstacles at increasing speeds to locate the point where Nav2’s performance deteriorates, which motivates the additional avoidance component.</w:t>
+      </w:r>
+    </w:p>
+    <w:p>
+      <w:pPr>
+        <w:pStyle w:val="Heading2"/>
+        <w:keepNext w:val="0"/>
+        <w:keepLines w:val="0"/>
+        <w:spacing w:after="80" w:lineRule="auto"/>
+        <w:rPr>
+          <w:b w:val="1"/>
+          <w:bCs w:val="1"/>
+          <w:sz w:val="34"/>
+          <w:szCs w:val="34"/>
+        </w:rPr>
+      </w:pPr>
+      <w:r>
+        <w:rPr>
+          <w:b w:val="1"/>
+          <w:bCs w:val="1"/>
+          <w:sz w:val="34"/>
+          <w:szCs w:val="34"/>
+          <w:rtl w:val="0"/>
+        </w:rPr>
+        <w:t xml:space="preserve">Phase C: Moving Obstacles and the Limits of Nav2</w:t>
+      </w:r>
+    </w:p>
+    <w:p>
+      <w:pPr>
+        <w:rPr/>
+      </w:pPr>
+      <w:r>
+        <w:rPr>
+          <w:rtl w:val="0"/>
+        </w:rPr>
+        <w:t xml:space="preserve">The final part of the agreed protocol repeats the evaluation with obstacles that move faster and faster. Obstacle motion is implemented virtually, consistently with the sensing design: a dedicated node, </w:t>
+      </w:r>
+      <w:r>
+        <w:rPr>
+          <w:rFonts w:ascii="Roboto Mono" w:cs="Roboto Mono" w:eastAsia="Roboto Mono" w:hAnsi="Roboto Mono"/>
+          <w:color w:val="188038"/>
+          <w:rtl w:val="0"/>
+        </w:rPr>
+        <w:t xml:space="preserve">obstacle_mover.py</w:t>
+      </w:r>
+      <w:r>
+        <w:rPr>
+          <w:rtl w:val="0"/>
+        </w:rPr>
+        <w:t xml:space="preserve">, integrates each obstacle along a random direction at the configured speed, bouncing elastically off the workspace bounds, and publishes the current footprints at 20 Hz on an </w:t>
+      </w:r>
+      <w:r>
+        <w:rPr>
+          <w:rFonts w:ascii="Roboto Mono" w:cs="Roboto Mono" w:eastAsia="Roboto Mono" w:hAnsi="Roboto Mono"/>
+          <w:color w:val="188038"/>
+          <w:rtl w:val="0"/>
+        </w:rPr>
+        <w:t xml:space="preserve">/obstacles</w:t>
+      </w:r>
+      <w:r>
+        <w:rPr>
+          <w:rtl w:val="0"/>
+        </w:rPr>
+        <w:t xml:space="preserve"> topic. The virtual lidar and the hit monitor track that stream, so the drone always senses the obstacles where they currently are, and RViz renders the same data as moving boxes. Moving obstacles are deliberately not modeled in the Gazebo world: a physical model frozen at its spawn pose could collide with the drone at a position the obstacle has virtually left. </w:t>
+      </w:r>
+      <w:r>
+        <w:rPr>
+          <w:rFonts w:ascii="Roboto Mono" w:cs="Roboto Mono" w:eastAsia="Roboto Mono" w:hAnsi="Roboto Mono"/>
+          <w:color w:val="188038"/>
+          <w:rtl w:val="0"/>
+        </w:rPr>
+        <w:t xml:space="preserve">gen_scenario.py --obstacle-speed</w:t>
+      </w:r>
+      <w:r>
+        <w:rPr>
+          <w:rtl w:val="0"/>
+        </w:rPr>
+        <w:t xml:space="preserve"> extends the scenario format, and the batch runner sweeps speeds the same way it sweeps obstacle counts.</w:t>
+      </w:r>
+    </w:p>
+    <w:p>
+      <w:pPr>
+        <w:rPr/>
+      </w:pPr>
+      <w:r>
+        <w:rPr>
+          <w:rtl w:val="0"/>
+        </w:rPr>
+        <w:t xml:space="preserve">Hit counting was also made precise. The counters are reset when each navigation goal is sent and snapshotted when it resolves, so the measured window is exactly the navigation itself — an obstacle drifting over the drone while it is parked before or after a goal is not a navigation failure. A contact that already exists at the moment navigation starts is likewise excluded until it first releases.</w:t>
+      </w:r>
+    </w:p>
+    <w:p>
+      <w:pPr>
+        <w:rPr/>
+      </w:pPr>
+      <w:r>
+        <w:rPr>
+          <w:rtl w:val="0"/>
+        </w:rPr>
+        <w:t xml:space="preserve">The degradation experiment used 6 obstacles and 8 random seeds per speed, sweeping 0.2 to 2.0 m/s — 48 runs overnight in the VM, all completing:</w:t>
+      </w:r>
+    </w:p>
+    <w:p>
+      <w:pPr>
+        <w:rPr/>
+      </w:pPr>
+      <w:r>
+        <w:rPr>
+          <w:rFonts w:ascii="Roboto Mono" w:cs="Roboto Mono" w:eastAsia="Roboto Mono" w:hAnsi="Roboto Mono"/>
+          <w:color w:val="188038"/>
+          <w:rtl w:val="0"/>
+        </w:rPr>
+        <w:t xml:space="preserve"> v(m/s)   success   mean time   path/Euclid   hits (8 runs)</w:t>
+      </w:r>
+    </w:p>
+    <w:p>
+      <w:pPr>
+        <w:rPr/>
+      </w:pPr>
+      <w:r>
+        <w:rPr>
+          <w:rFonts w:ascii="Roboto Mono" w:cs="Roboto Mono" w:eastAsia="Roboto Mono" w:hAnsi="Roboto Mono"/>
+          <w:color w:val="188038"/>
+          <w:rtl w:val="0"/>
+        </w:rPr>
+        <w:t xml:space="preserve">  0.2       8/8       32 s         1.11            1</w:t>
+      </w:r>
+    </w:p>
+    <w:p>
+      <w:pPr>
+        <w:rPr/>
+      </w:pPr>
+      <w:r>
+        <w:rPr>
+          <w:rFonts w:ascii="Roboto Mono" w:cs="Roboto Mono" w:eastAsia="Roboto Mono" w:hAnsi="Roboto Mono"/>
+          <w:color w:val="188038"/>
+          <w:rtl w:val="0"/>
+        </w:rPr>
+        <w:t xml:space="preserve">  0.4       8/8       39 s         1.15           19</w:t>
+      </w:r>
+    </w:p>
+    <w:p>
+      <w:pPr>
+        <w:rPr/>
+      </w:pPr>
+      <w:r>
+        <w:rPr>
+          <w:rFonts w:ascii="Roboto Mono" w:cs="Roboto Mono" w:eastAsia="Roboto Mono" w:hAnsi="Roboto Mono"/>
+          <w:color w:val="188038"/>
+          <w:rtl w:val="0"/>
+        </w:rPr>
+        <w:t xml:space="preserve">  0.8       8/8       48 s         1.38            9</w:t>
+      </w:r>
+    </w:p>
+    <w:p>
+      <w:pPr>
+        <w:rPr/>
+      </w:pPr>
+      <w:r>
+        <w:rPr>
+          <w:rFonts w:ascii="Roboto Mono" w:cs="Roboto Mono" w:eastAsia="Roboto Mono" w:hAnsi="Roboto Mono"/>
+          <w:color w:val="188038"/>
+          <w:rtl w:val="0"/>
+        </w:rPr>
+        <w:t xml:space="preserve">  1.2       8/8       50 s         1.48           35</w:t>
+      </w:r>
+    </w:p>
+    <w:p>
+      <w:pPr>
+        <w:rPr/>
+      </w:pPr>
+      <w:r>
+        <w:rPr>
+          <w:rFonts w:ascii="Roboto Mono" w:cs="Roboto Mono" w:eastAsia="Roboto Mono" w:hAnsi="Roboto Mono"/>
+          <w:color w:val="188038"/>
+          <w:rtl w:val="0"/>
+        </w:rPr>
+        <w:t xml:space="preserve">  1.6       8/8       71 s         1.97           50</w:t>
+      </w:r>
+    </w:p>
+    <w:p>
+      <w:pPr>
+        <w:rPr/>
+      </w:pPr>
+      <w:r>
+        <w:rPr>
+          <w:rFonts w:ascii="Roboto Mono" w:cs="Roboto Mono" w:eastAsia="Roboto Mono" w:hAnsi="Roboto Mono"/>
+          <w:color w:val="188038"/>
+          <w:rtl w:val="0"/>
+        </w:rPr>
+        <w:t xml:space="preserve">  2.0       8/8       71 s         1.81           73</w:t>
+      </w:r>
+    </w:p>
+    <w:p>
+      <w:pPr>
+        <w:rPr/>
+      </w:pPr>
+      <w:r>
+        <w:rPr>
+          <w:rtl w:val="0"/>
+        </w:rPr>
+        <w:t xml:space="preserve">The pattern is exactly what the protocol was designed to expose. Because runs are not stopped on contact, the drone always eventually reaches its goal — goal completion alone would suggest nothing is wrong. The hit count tells the real story: from a single contact across all eight flights at 0.2 m/s to 73 contacts — roughly nine per flight — at 2.0 m/s, while navigation time doubles and the flown path stretches to about twice the straight-line distance. The mechanism is structural: Nav2 plans against a costmap that only records where obstacles are (and, through stale marks, where they recently were), with no notion of velocity. The drone’s own speed limit is about 0.6–0.7 m/s, so from roughly 0.8 m/s upward the obstacles are faster than the drone and reactive replanning cannot compensate. The curated results are in </w:t>
+      </w:r>
+      <w:r>
+        <w:rPr>
+          <w:rFonts w:ascii="Roboto Mono" w:cs="Roboto Mono" w:eastAsia="Roboto Mono" w:hAnsi="Roboto Mono"/>
+          <w:color w:val="188038"/>
+          <w:rtl w:val="0"/>
+        </w:rPr>
+        <w:t xml:space="preserve">results/2026-07-20_speed_sweep/</w:t>
+      </w:r>
+      <w:r>
+        <w:rPr>
+          <w:rtl w:val="0"/>
+        </w:rPr>
+        <w:t xml:space="preserve">.</w:t>
+      </w:r>
+    </w:p>
+    <w:p>
+      <w:pPr>
+        <w:rPr/>
+      </w:pPr>
+      <w:r>
+        <w:rPr>
+          <w:rtl w:val="0"/>
+        </w:rPr>
+        <w:t xml:space="preserve">This completes the evaluation protocol: Nav2 handles static and slow-moving obstacles well, and its performance deteriorates significantly once obstacle speed approaches the drone’s own. The measured gap — collisions rising sharply with obstacle speed — is precisely what the avoidance component to be added on top of Nav2 must close, and the same scenario generator, batch runner, and metrics will provide the with/without comparison.</w:t>
       </w:r>
     </w:p>
     <w:p>

--- a/Thesis Progress.docx
+++ b/Thesis Progress.docx
@@ -1477,7 +1477,7 @@
         <w:rPr>
           <w:rtl w:val="0"/>
         </w:rPr>
-        <w:t xml:space="preserve">With the command and odometry bridges working, the last missing input was obstacle information. Nav2 builds its costmaps from sensor data; without any sensor the costmap stays empty and Nav2 plans straight through obstacles. I first added a </w:t>
+        <w:t xml:space="preserve">After the command and odometry bridges, the last missing input was obstacle information. Nav2 builds its costmaps from sensor data. Without a sensor the costmap stays empty and Nav2 plans straight through obstacles. I first added a </w:t>
       </w:r>
       <w:r>
         <w:rPr>
@@ -1491,7 +1491,7 @@
         <w:rPr>
           <w:rtl w:val="0"/>
         </w:rPr>
-        <w:t xml:space="preserve"> sensor to the drone in the SDF world, together with the Gazebo sensors system plugin, and bridged the scan topic into ROS 2 as </w:t>
+        <w:t xml:space="preserve"> sensor to the drone in the SDF world, enabled the Gazebo sensors plugin, and bridged the scan topic into ROS 2 as </w:t>
       </w:r>
       <w:r>
         <w:rPr>
@@ -1516,7 +1516,7 @@
         <w:rPr>
           <w:rtl w:val="0"/>
         </w:rPr>
-        <w:t xml:space="preserve">The sensor registered correctly and its topic appeared in the Gazebo topic list, but no scan messages were ever published, even when echoing the topic directly on the Gazebo side. The cause is that rendering-based sensors such as </w:t>
+        <w:t xml:space="preserve">The sensor registered and its topic appeared in the Gazebo topic list, but it never published any data. The reason is that </w:t>
       </w:r>
       <w:r>
         <w:rPr>
@@ -1530,18 +1530,18 @@
         <w:rPr>
           <w:rtl w:val="0"/>
         </w:rPr>
-        <w:t xml:space="preserve"> compute their ranges on the GPU and need a working OpenGL context. The VMware virtual machine cannot provide a stable one: without 3D acceleration Gazebo reports “No 3D enabled”, and with 3D acceleration enabled the virtual GPU driver is too unstable for Gazebo’s render engine — the GUI hangs and the sensor still publishes nothing.</w:t>
-      </w:r>
-    </w:p>
-    <w:p>
-      <w:pPr>
-        <w:rPr/>
-      </w:pPr>
-      <w:r>
-        <w:rPr>
-          <w:rtl w:val="0"/>
-        </w:rPr>
-        <w:t xml:space="preserve">Since obstacle information may also come from directly published obstacle positions, I replaced the GPU lidar with a virtual lidar node, </w:t>
+        <w:t xml:space="preserve"> computes its ranges on the GPU and needs a working OpenGL context, which my VMware virtual machine cannot provide reliably. Without 3D acceleration Gazebo reports "No 3D enabled". With 3D acceleration enabled, the virtual GPU driver is unstable: the Gazebo GUI hangs and the sensor still publishes nothing.</w:t>
+      </w:r>
+    </w:p>
+    <w:p>
+      <w:pPr>
+        <w:rPr/>
+      </w:pPr>
+      <w:r>
+        <w:rPr>
+          <w:rtl w:val="0"/>
+        </w:rPr>
+        <w:t xml:space="preserve">Since obstacle information can also come from directly published obstacle positions, I replaced the GPU lidar with a virtual lidar node, </w:t>
       </w:r>
       <w:r>
         <w:rPr>
@@ -1569,7 +1569,7 @@
         <w:rPr>
           <w:rtl w:val="0"/>
         </w:rPr>
-        <w:t xml:space="preserve">, casts 360 rays from the drone’s pose against the known obstacle rectangles, and publishes a standard </w:t>
+        <w:t xml:space="preserve">, casts 360 rays from the drone pose against the known obstacle rectangles, and publishes a normal </w:t>
       </w:r>
       <w:r>
         <w:rPr>
@@ -1597,7 +1597,7 @@
         <w:rPr>
           <w:rtl w:val="0"/>
         </w:rPr>
-        <w:t xml:space="preserve"> at 10 Hz. From Nav2’s perspective the result is indistinguishable from a simulated lidar, and it requires no rendering at all. The obstacle list is kept in sync with the world file, and on a machine with a working GPU the real </w:t>
+        <w:t xml:space="preserve"> at 10 Hz. For Nav2 the result looks like a simulated lidar and no rendering is needed. The obstacle list is kept in sync with the world file. On a machine with a working GPU, the real </w:t>
       </w:r>
       <w:r>
         <w:rPr>
@@ -1611,7 +1611,7 @@
         <w:rPr>
           <w:rtl w:val="0"/>
         </w:rPr>
-        <w:t xml:space="preserve"> can be swapped back in.</w:t>
+        <w:t xml:space="preserve"> can be used again.</w:t>
       </w:r>
     </w:p>
     <w:p>
@@ -1646,7 +1646,7 @@
         <w:rPr>
           <w:rtl w:val="0"/>
         </w:rPr>
-        <w:t xml:space="preserve">I replaced the height-based frame selection workaround in the odometry bridge. The drone model now carries Gazebo’s </w:t>
+        <w:t xml:space="preserve">I replaced the height-based frame selection workaround in the odometry bridge. The drone model now uses Gazebo’s </w:t>
       </w:r>
       <w:r>
         <w:rPr>
@@ -1660,7 +1660,7 @@
         <w:rPr>
           <w:rtl w:val="0"/>
         </w:rPr>
-        <w:t xml:space="preserve"> plugin, which publishes the drone’s true pose and velocity on its own named topic </w:t>
+        <w:t xml:space="preserve"> plugin, which publishes the true pose and velocity on its own topic </w:t>
       </w:r>
       <w:r>
         <w:rPr>
@@ -1674,7 +1674,7 @@
         <w:rPr>
           <w:rtl w:val="0"/>
         </w:rPr>
-        <w:t xml:space="preserve">. The Python bridge simply subscribes to that topic and republishes </w:t>
+        <w:t xml:space="preserve">. The Python bridge subscribes to that topic and republishes </w:t>
       </w:r>
       <w:r>
         <w:rPr>
@@ -1702,7 +1702,7 @@
         <w:rPr>
           <w:rtl w:val="0"/>
         </w:rPr>
-        <w:t xml:space="preserve"> transform, so there is no more guessing which entity in a pose stream is the drone, and the velocity comes from the simulator instead of finite differences.</w:t>
+        <w:t xml:space="preserve"> transform. There is no more guessing which entity is the drone, and the velocity comes from the simulator instead of my own finite differences.</w:t>
       </w:r>
     </w:p>
     <w:p>
@@ -1741,21 +1741,7 @@
         <w:rPr>
           <w:rtl w:val="0"/>
         </w:rPr>
-        <w:t xml:space="preserve"> on all nodes, so scans, odometry, transforms, and Nav2 share a single simulation clock. The earlier dead-reckoning prototype bridge was archived into an </w:t>
-      </w:r>
-      <w:r>
-        <w:rPr>
-          <w:rFonts w:ascii="Roboto Mono" w:cs="Roboto Mono" w:eastAsia="Roboto Mono" w:hAnsi="Roboto Mono"/>
-          <w:color w:val="188038"/>
-          <w:rtl w:val="0"/>
-        </w:rPr>
-        <w:t xml:space="preserve">old/</w:t>
-      </w:r>
-      <w:r>
-        <w:rPr>
-          <w:rtl w:val="0"/>
-        </w:rPr>
-        <w:t xml:space="preserve"> folder, and all terminals and test runs now write their output into a </w:t>
+        <w:t xml:space="preserve"> on all nodes, so everything shares one simulation clock. The old prototype bridge was moved out of the working folder, and every terminal and test run now writes its output into a </w:t>
       </w:r>
       <w:r>
         <w:rPr>
@@ -1769,7 +1755,7 @@
         <w:rPr>
           <w:rtl w:val="0"/>
         </w:rPr>
-        <w:t xml:space="preserve"> folder, which proved essential for debugging the failures described below.</w:t>
+        <w:t xml:space="preserve"> folder. This logging turned out to be very useful for the debugging described below.</w:t>
       </w:r>
     </w:p>
     <w:p>
@@ -1804,7 +1790,7 @@
         <w:rPr>
           <w:rtl w:val="0"/>
         </w:rPr>
-        <w:t xml:space="preserve">Nav2 is configured mapless: there is no static map and no AMCL; </w:t>
+        <w:t xml:space="preserve">Nav2 runs without a map and without AMCL. The </w:t>
       </w:r>
       <w:r>
         <w:rPr>
@@ -1818,7 +1804,7 @@
         <w:rPr>
           <w:rtl w:val="0"/>
         </w:rPr>
-        <w:t xml:space="preserve"> is a static identity transform and both costmaps are filled purely from </w:t>
+        <w:t xml:space="preserve"> transform is a static identity, and both costmaps are filled only from </w:t>
       </w:r>
       <w:r>
         <w:rPr>
@@ -1832,7 +1818,7 @@
         <w:rPr>
           <w:rtl w:val="0"/>
         </w:rPr>
-        <w:t xml:space="preserve"> through an obstacle layer and an inflation layer. The DWB controller is configured as holonomic (non-zero lateral velocity limits) so the planner can use the drone’s ability to move sideways. The standard Jazzy </w:t>
+        <w:t xml:space="preserve"> (an obstacle layer plus an inflation layer). The DWB controller is configured as holonomic so the planner can also use sideways motion. The standard Jazzy </w:t>
       </w:r>
       <w:r>
         <w:rPr>
@@ -1846,29 +1832,29 @@
         <w:rPr>
           <w:rtl w:val="0"/>
         </w:rPr>
-        <w:t xml:space="preserve"> launch file turned out to start additional servers (collision monitor, route server, docking server) that fail without their own configuration, so I wrote a minimal launch file that starts only the controller, planner, behavior server, and BT navigator with a lifecycle manager.</w:t>
-      </w:r>
-    </w:p>
-    <w:p>
-      <w:pPr>
-        <w:rPr/>
-      </w:pPr>
-      <w:r>
-        <w:rPr>
-          <w:rtl w:val="0"/>
-        </w:rPr>
-        <w:t xml:space="preserve">The test scenario is a 1×4×2 m wall at x = 4 and a goal at (8, 0), so a straight-line path would pass through the obstacle. The first run succeeded in about 20 seconds with no recovery behaviors. The return flight to (0, 0), however, aborted after three minutes and 17 recovery behaviors. The recorded logs showed that the drone had actually reached a position 0.24 m from the goal within 20 seconds — inside the position tolerance — but arrived facing away from the requested final heading. Rotating in place produces no translation, so Nav2’s progress checker repeatedly declared “failed to make progress” and eventually gave up.</w:t>
-      </w:r>
-    </w:p>
-    <w:p>
-      <w:pPr>
-        <w:rPr/>
-      </w:pPr>
-      <w:r>
-        <w:rPr>
-          <w:rtl w:val="0"/>
-        </w:rPr>
-        <w:t xml:space="preserve">The fix follows from the platform: a quadcopter’s final heading is irrelevant because it can translate in any direction regardless of where it faces. I disabled the yaw goal tolerance and removed the rotate-to-goal critic from the controller. After this change, repeated back-and-forth runs completed 3 out of 3 with </w:t>
+        <w:t xml:space="preserve"> launch file starts extra servers (collision monitor, route server, docking server) that fail without their own configuration, so I wrote a minimal launch file with only the controller, planner, behavior server and BT navigator, plus a lifecycle manager.</w:t>
+      </w:r>
+    </w:p>
+    <w:p>
+      <w:pPr>
+        <w:rPr/>
+      </w:pPr>
+      <w:r>
+        <w:rPr>
+          <w:rtl w:val="0"/>
+        </w:rPr>
+        <w:t xml:space="preserve">The first test scenario is a 1x4x2 m wall at x = 4 and a goal at (8, 0), so a straight path would cross the obstacle. The first run succeeded in about 20 seconds with no recovery behaviors. The return flight to (0, 0) aborted after three minutes and 17 recoveries. The logs showed that the drone had actually reached a point 0.24 m from the goal within 20 seconds, which is inside the position tolerance, but it arrived facing away from the requested final heading. Rotating in place produces no translation, so Nav2’s progress checker kept reporting "failed to make progress" and finally gave up.</w:t>
+      </w:r>
+    </w:p>
+    <w:p>
+      <w:pPr>
+        <w:rPr/>
+      </w:pPr>
+      <w:r>
+        <w:rPr>
+          <w:rtl w:val="0"/>
+        </w:rPr>
+        <w:t xml:space="preserve">The fix follows from the platform. A quadcopter’s final heading does not matter because it can translate in any direction. I disabled the yaw goal tolerance and removed the rotate-to-goal critic from the controller. After this change, repeated back-and-forth runs completed 3 out of 3 with </w:t>
       </w:r>
       <w:r>
         <w:rPr>
@@ -1882,7 +1868,7 @@
         <w:rPr>
           <w:rtl w:val="0"/>
         </w:rPr>
-        <w:t xml:space="preserve">, 18–19 seconds per 8 m leg, zero recovery behaviors, and a ratio of distance traveled to Euclidean distance of approximately 1.3 — the effectiveness metric suggested for the evaluation, computed directly from the recorded goal logs.</w:t>
+        <w:t xml:space="preserve">, about 18 to 19 seconds per 8 m leg, zero recoveries, and a ratio of distance traveled to Euclidean distance of about 1.3. This ratio is the effectiveness metric suggested for the evaluation, computed directly from the recorded logs.</w:t>
       </w:r>
     </w:p>
     <w:p>
@@ -1917,7 +1903,7 @@
         <w:rPr>
           <w:rtl w:val="0"/>
         </w:rPr>
-        <w:t xml:space="preserve">For visual inspection I added two independent viewers that attach to the running simulation. </w:t>
+        <w:t xml:space="preserve">I added two viewers that attach to the running simulation. </w:t>
       </w:r>
       <w:r>
         <w:rPr>
@@ -1931,7 +1917,7 @@
         <w:rPr>
           <w:rtl w:val="0"/>
         </w:rPr>
-        <w:t xml:space="preserve"> opens RViz with a preconfigured display: the odometry trail (the actually flown path), the lidar points tracing the wall, the global costmap with its inflation band, and the planned path around the obstacle; goals can also be sent by clicking in the view. </w:t>
+        <w:t xml:space="preserve"> opens RViz with a preconfigured display: the odometry trail (the actually flown path), the lidar points, the global costmap with its inflation band, and the planned path. Goals can also be sent by clicking in the view. </w:t>
       </w:r>
       <w:r>
         <w:rPr>
@@ -1945,18 +1931,18 @@
         <w:rPr>
           <w:rtl w:val="0"/>
         </w:rPr>
-        <w:t xml:space="preserve"> attaches Gazebo’s own 3D window to the headless server. In the virtual machine the Gazebo GUI only works with 3D acceleration disabled (software rendering is slow but stable, while the accelerated virtual GPU driver makes the GUI hang); on machines with a real GPU it works normally.</w:t>
-      </w:r>
-    </w:p>
-    <w:p>
-      <w:pPr>
-        <w:rPr/>
-      </w:pPr>
-      <w:r>
-        <w:rPr>
-          <w:rtl w:val="0"/>
-        </w:rPr>
-        <w:t xml:space="preserve">I also removed the remaining portability problems: the world file now loads the X3 model through its Gazebo Fuel URI (downloaded automatically on first run) instead of a local absolute path, all scripts locate their own directory instead of assuming a hardcoded one, and the repository README documents the requirements and the step-by-step run and visualization procedure. The project now runs unchanged on other machines.</w:t>
+        <w:t xml:space="preserve"> attaches Gazebo’s own 3D window to the headless server. In the virtual machine the Gazebo GUI only works with 3D acceleration disabled (software rendering is slow but stable). On machines with a real GPU it works normally.</w:t>
+      </w:r>
+    </w:p>
+    <w:p>
+      <w:pPr>
+        <w:rPr/>
+      </w:pPr>
+      <w:r>
+        <w:rPr>
+          <w:rtl w:val="0"/>
+        </w:rPr>
+        <w:t xml:space="preserve">I also removed the remaining portability problems. The world file now loads the X3 model through its Gazebo Fuel URI instead of a local absolute path, all scripts find their own directory instead of assuming a fixed one, and the repository README documents the requirements and the step-by-step procedure. The project now runs unchanged on other machines.</w:t>
       </w:r>
     </w:p>
     <w:p>
@@ -1980,18 +1966,152 @@
           <w:szCs w:val="34"/>
           <w:rtl w:val="0"/>
         </w:rPr>
-        <w:t xml:space="preserve">Next Steps: Randomized Evaluation</w:t>
-      </w:r>
-    </w:p>
-    <w:p>
-      <w:pPr>
-        <w:rPr/>
-      </w:pPr>
-      <w:r>
-        <w:rPr>
-          <w:rtl w:val="0"/>
-        </w:rPr>
-        <w:t xml:space="preserve">The next phase implements the agreed testing protocol. First, a scenario generator will choose a random start point, a random goal point, and a growing number of randomly placed fixed obstacles, emitting both the world file and the obstacle list from a single source so they cannot disagree. Second, instead of stopping on contact, a collision monitor will count the number of hits during each flight. Third, a batch runner will execute many generated scenarios and aggregate success rate, navigation time, path ratio, and hit count as a function of the number of obstacles. After that, the same harness will be extended to moving obstacles at increasing speeds to identify the point where Nav2’s performance deteriorates significantly, which motivates the additional avoidance component to be added on top of Nav2.</w:t>
+        <w:t xml:space="preserve">Phase A: Random Scenarios and Hit Counting</w:t>
+      </w:r>
+    </w:p>
+    <w:p>
+      <w:pPr>
+        <w:rPr/>
+      </w:pPr>
+      <w:r>
+        <w:rPr>
+          <w:rtl w:val="0"/>
+        </w:rPr>
+        <w:t xml:space="preserve">For the testing protocol I wrote a scenario generator, </w:t>
+      </w:r>
+      <w:r>
+        <w:rPr>
+          <w:rFonts w:ascii="Roboto Mono" w:cs="Roboto Mono" w:eastAsia="Roboto Mono" w:hAnsi="Roboto Mono"/>
+          <w:color w:val="188038"/>
+          <w:rtl w:val="0"/>
+        </w:rPr>
+        <w:t xml:space="preserve">gen_scenario.py</w:t>
+      </w:r>
+      <w:r>
+        <w:rPr>
+          <w:rtl w:val="0"/>
+        </w:rPr>
+        <w:t xml:space="preserve">. It takes the number of obstacles and a random seed, then picks a random start point, a random goal point at least 8 m away, and N random box obstacles with obstacle-free zones around the start and the goal. It writes both the Gazebo world (</w:t>
+      </w:r>
+      <w:r>
+        <w:rPr>
+          <w:rFonts w:ascii="Roboto Mono" w:cs="Roboto Mono" w:eastAsia="Roboto Mono" w:hAnsi="Roboto Mono"/>
+          <w:color w:val="188038"/>
+          <w:rtl w:val="0"/>
+        </w:rPr>
+        <w:t xml:space="preserve">world.sdf</w:t>
+      </w:r>
+      <w:r>
+        <w:rPr>
+          <w:rtl w:val="0"/>
+        </w:rPr>
+        <w:t xml:space="preserve">, with the drone spawned at the random start) and a machine-readable </w:t>
+      </w:r>
+      <w:r>
+        <w:rPr>
+          <w:rFonts w:ascii="Roboto Mono" w:cs="Roboto Mono" w:eastAsia="Roboto Mono" w:hAnsi="Roboto Mono"/>
+          <w:color w:val="188038"/>
+          <w:rtl w:val="0"/>
+        </w:rPr>
+        <w:t xml:space="preserve">scenario.yaml</w:t>
+      </w:r>
+      <w:r>
+        <w:rPr>
+          <w:rtl w:val="0"/>
+        </w:rPr>
+        <w:t xml:space="preserve"> from the same data, so the simulation, the virtual lidar and the collision counter always agree about the obstacle positions. The same seed always produces the same scenario.</w:t>
+      </w:r>
+    </w:p>
+    <w:p>
+      <w:pPr>
+        <w:rPr/>
+      </w:pPr>
+      <w:r>
+        <w:rPr>
+          <w:rtl w:val="0"/>
+        </w:rPr>
+        <w:t xml:space="preserve">Collision counting follows the protocol: the run is not stopped on contact. A new node, </w:t>
+      </w:r>
+      <w:r>
+        <w:rPr>
+          <w:rFonts w:ascii="Roboto Mono" w:cs="Roboto Mono" w:eastAsia="Roboto Mono" w:hAnsi="Roboto Mono"/>
+          <w:color w:val="188038"/>
+          <w:rtl w:val="0"/>
+        </w:rPr>
+        <w:t xml:space="preserve">hit_monitor.py</w:t>
+      </w:r>
+      <w:r>
+        <w:rPr>
+          <w:rtl w:val="0"/>
+        </w:rPr>
+        <w:t xml:space="preserve">, models the drone as a 0.3 m disc, counts each contact episode with an obstacle, and tracks the minimum clearance over the whole flight. Hits are counted from the moment the goal is sent until it finishes. Contacts that happen while the drone is parked (for example an obstacle drifting over it before the goal is sent) are excluded, since they are not navigation failures.</w:t>
+      </w:r>
+    </w:p>
+    <w:p>
+      <w:pPr>
+        <w:rPr/>
+      </w:pPr>
+      <w:r>
+        <w:rPr>
+          <w:rtl w:val="0"/>
+        </w:rPr>
+        <w:t xml:space="preserve">The first randomized runs exposed one more Nav2 default that does not fit a multicopter. Goals that required mostly sideways flight stalled, while forward goals worked. Recording </w:t>
+      </w:r>
+      <w:r>
+        <w:rPr>
+          <w:rFonts w:ascii="Roboto Mono" w:cs="Roboto Mono" w:eastAsia="Roboto Mono" w:hAnsi="Roboto Mono"/>
+          <w:color w:val="188038"/>
+          <w:rtl w:val="0"/>
+        </w:rPr>
+        <w:t xml:space="preserve">/cmd_vel</w:t>
+      </w:r>
+      <w:r>
+        <w:rPr>
+          <w:rtl w:val="0"/>
+        </w:rPr>
+        <w:t xml:space="preserve"> showed that Nav2 was sending correct velocity commands and that the drone ignored them. By replaying the commands manually I found the cause: any command with a sustained yaw rate stalls the X3 velocity controller completely, while pure translation works. I therefore removed the two heading alignment critics and set the controller to command no rotation at all (</w:t>
+      </w:r>
+      <w:r>
+        <w:rPr>
+          <w:rFonts w:ascii="Roboto Mono" w:cs="Roboto Mono" w:eastAsia="Roboto Mono" w:hAnsi="Roboto Mono"/>
+          <w:color w:val="188038"/>
+          <w:rtl w:val="0"/>
+        </w:rPr>
+        <w:t xml:space="preserve">max_vel_theta: 0.0</w:t>
+      </w:r>
+      <w:r>
+        <w:rPr>
+          <w:rtl w:val="0"/>
+        </w:rPr>
+        <w:t xml:space="preserve">). The drone keeps its spawn heading and moves by strafing, which a quadcopter can do freely. After this fix the verification scenarios passed: 4 obstacles with a 12 m sideways path (</w:t>
+      </w:r>
+      <w:r>
+        <w:rPr>
+          <w:rFonts w:ascii="Roboto Mono" w:cs="Roboto Mono" w:eastAsia="Roboto Mono" w:hAnsi="Roboto Mono"/>
+          <w:color w:val="188038"/>
+          <w:rtl w:val="0"/>
+        </w:rPr>
+        <w:t xml:space="preserve">SUCCEEDED</w:t>
+      </w:r>
+      <w:r>
+        <w:rPr>
+          <w:rtl w:val="0"/>
+        </w:rPr>
+        <w:t xml:space="preserve"> in 32 s, no recoveries, no hits) and a 10-obstacle scenario (</w:t>
+      </w:r>
+      <w:r>
+        <w:rPr>
+          <w:rFonts w:ascii="Roboto Mono" w:cs="Roboto Mono" w:eastAsia="Roboto Mono" w:hAnsi="Roboto Mono"/>
+          <w:color w:val="188038"/>
+          <w:rtl w:val="0"/>
+        </w:rPr>
+        <w:t xml:space="preserve">SUCCEEDED</w:t>
+      </w:r>
+      <w:r>
+        <w:rPr>
+          <w:rtl w:val="0"/>
+        </w:rPr>
+        <w:t xml:space="preserve"> in 18 s, no hits, minimum clearance 0.59 m).</w:t>
       </w:r>
     </w:p>
     <w:p>
@@ -2015,142 +2135,71 @@
           <w:szCs w:val="34"/>
           <w:rtl w:val="0"/>
         </w:rPr>
-        <w:t xml:space="preserve">Phase A Implemented: Random Scenarios and Hit Counting</w:t>
-      </w:r>
-    </w:p>
-    <w:p>
-      <w:pPr>
-        <w:rPr/>
-      </w:pPr>
-      <w:r>
-        <w:rPr>
-          <w:rtl w:val="0"/>
-        </w:rPr>
-        <w:t xml:space="preserve">The first part of the testing protocol is now implemented. </w:t>
-      </w:r>
-      <w:r>
-        <w:rPr>
-          <w:rFonts w:ascii="Roboto Mono" w:cs="Roboto Mono" w:eastAsia="Roboto Mono" w:hAnsi="Roboto Mono"/>
-          <w:color w:val="188038"/>
-          <w:rtl w:val="0"/>
-        </w:rPr>
-        <w:t xml:space="preserve">gen_scenario.py</w:t>
-      </w:r>
-      <w:r>
-        <w:rPr>
-          <w:rtl w:val="0"/>
-        </w:rPr>
-        <w:t xml:space="preserve"> generates a random scenario from two arguments (</w:t>
-      </w:r>
-      <w:r>
-        <w:rPr>
-          <w:rFonts w:ascii="Roboto Mono" w:cs="Roboto Mono" w:eastAsia="Roboto Mono" w:hAnsi="Roboto Mono"/>
-          <w:color w:val="188038"/>
-          <w:rtl w:val="0"/>
-        </w:rPr>
-        <w:t xml:space="preserve">--n-obstacles</w:t>
-      </w:r>
-      <w:r>
-        <w:rPr>
-          <w:rtl w:val="0"/>
-        </w:rPr>
-        <w:t xml:space="preserve"> and </w:t>
-      </w:r>
-      <w:r>
-        <w:rPr>
-          <w:rFonts w:ascii="Roboto Mono" w:cs="Roboto Mono" w:eastAsia="Roboto Mono" w:hAnsi="Roboto Mono"/>
-          <w:color w:val="188038"/>
-          <w:rtl w:val="0"/>
-        </w:rPr>
-        <w:t xml:space="preserve">--seed</w:t>
-      </w:r>
-      <w:r>
-        <w:rPr>
-          <w:rtl w:val="0"/>
-        </w:rPr>
-        <w:t xml:space="preserve">, optionally </w:t>
-      </w:r>
-      <w:r>
-        <w:rPr>
-          <w:rFonts w:ascii="Roboto Mono" w:cs="Roboto Mono" w:eastAsia="Roboto Mono" w:hAnsi="Roboto Mono"/>
-          <w:color w:val="188038"/>
-          <w:rtl w:val="0"/>
-        </w:rPr>
-        <w:t xml:space="preserve">--out</w:t>
-      </w:r>
-      <w:r>
-        <w:rPr>
-          <w:rtl w:val="0"/>
-        </w:rPr>
-        <w:t xml:space="preserve">): it picks a random start point, a random goal point at least 8 m away, and N randomly placed box obstacles with obstacle-free zones around start and goal, no overlaps, and heights that always intersect the flight altitude. Crucially, it writes both the Gazebo world (</w:t>
-      </w:r>
-      <w:r>
-        <w:rPr>
-          <w:rFonts w:ascii="Roboto Mono" w:cs="Roboto Mono" w:eastAsia="Roboto Mono" w:hAnsi="Roboto Mono"/>
-          <w:color w:val="188038"/>
-          <w:rtl w:val="0"/>
-        </w:rPr>
-        <w:t xml:space="preserve">world.sdf</w:t>
-      </w:r>
-      <w:r>
-        <w:rPr>
-          <w:rtl w:val="0"/>
-        </w:rPr>
-        <w:t xml:space="preserve">, with the drone spawned at the random start) and a machine-readable </w:t>
-      </w:r>
-      <w:r>
-        <w:rPr>
-          <w:rFonts w:ascii="Roboto Mono" w:cs="Roboto Mono" w:eastAsia="Roboto Mono" w:hAnsi="Roboto Mono"/>
-          <w:color w:val="188038"/>
-          <w:rtl w:val="0"/>
-        </w:rPr>
-        <w:t xml:space="preserve">scenario.yaml</w:t>
-      </w:r>
-      <w:r>
-        <w:rPr>
-          <w:rtl w:val="0"/>
-        </w:rPr>
-        <w:t xml:space="preserve"> from the same data, so the simulation, the virtual lidar, and the collision counter can never disagree about where the obstacles are. The same seed always reproduces the identical scenario.</w:t>
-      </w:r>
-    </w:p>
-    <w:p>
-      <w:pPr>
-        <w:rPr/>
-      </w:pPr>
-      <w:r>
-        <w:rPr>
-          <w:rtl w:val="0"/>
-        </w:rPr>
-        <w:t xml:space="preserve">Collision counting follows the protocol: the run is not stopped on contact. A new node, </w:t>
-      </w:r>
-      <w:r>
-        <w:rPr>
-          <w:rFonts w:ascii="Roboto Mono" w:cs="Roboto Mono" w:eastAsia="Roboto Mono" w:hAnsi="Roboto Mono"/>
-          <w:color w:val="188038"/>
-          <w:rtl w:val="0"/>
-        </w:rPr>
-        <w:t xml:space="preserve">hit_monitor.py</w:t>
-      </w:r>
-      <w:r>
-        <w:rPr>
-          <w:rtl w:val="0"/>
-        </w:rPr>
-        <w:t xml:space="preserve">, models the drone as a 0.3 m disc and counts each contact episode with an obstacle, while also tracking the minimum clearance over the whole flight. Its totals are continuously written to </w:t>
-      </w:r>
-      <w:r>
-        <w:rPr>
-          <w:rFonts w:ascii="Roboto Mono" w:cs="Roboto Mono" w:eastAsia="Roboto Mono" w:hAnsi="Roboto Mono"/>
-          <w:color w:val="188038"/>
-          <w:rtl w:val="0"/>
-        </w:rPr>
-        <w:t xml:space="preserve">logs/hits_current.yaml</w:t>
-      </w:r>
-      <w:r>
-        <w:rPr>
-          <w:rtl w:val="0"/>
-        </w:rPr>
-        <w:t xml:space="preserve">. The start script accepts a scenario directory (</w:t>
-      </w:r>
+        <w:t xml:space="preserve">How to Run (Current Procedure)</w:t>
+      </w:r>
+    </w:p>
+    <w:p>
+      <w:pPr>
+        <w:rPr/>
+      </w:pPr>
+      <w:r>
+        <w:rPr>
+          <w:rtl w:val="0"/>
+        </w:rPr>
+        <w:t xml:space="preserve">Each numbered step runs in its own terminal from the </w:t>
+      </w:r>
+      <w:r>
+        <w:rPr>
+          <w:rFonts w:ascii="Roboto Mono" w:cs="Roboto Mono" w:eastAsia="Roboto Mono" w:hAnsi="Roboto Mono"/>
+          <w:color w:val="188038"/>
+          <w:rtl w:val="0"/>
+        </w:rPr>
+        <w:t xml:space="preserve">nav2/</w:t>
+      </w:r>
+      <w:r>
+        <w:rPr>
+          <w:rtl w:val="0"/>
+        </w:rPr>
+        <w:t xml:space="preserve"> folder:</w:t>
+      </w:r>
+    </w:p>
+    <w:p>
+      <w:pPr>
+        <w:rPr/>
+      </w:pPr>
+      <w:r>
+        <w:rPr>
+          <w:rFonts w:ascii="Roboto Mono" w:cs="Roboto Mono" w:eastAsia="Roboto Mono" w:hAnsi="Roboto Mono"/>
+          <w:color w:val="188038"/>
+          <w:rtl w:val="0"/>
+        </w:rPr>
+        <w:t xml:space="preserve">./gen_scenario.py --n-obstacles 4 --seed 42</w:t>
+      </w:r>
+      <w:r>
+        <w:rPr>
+          <w:rtl w:val="0"/>
+        </w:rPr>
+        <w:t xml:space="preserve"> generates a scenario (into </w:t>
+      </w:r>
+      <w:r>
+        <w:rPr>
+          <w:rFonts w:ascii="Roboto Mono" w:cs="Roboto Mono" w:eastAsia="Roboto Mono" w:hAnsi="Roboto Mono"/>
+          <w:color w:val="188038"/>
+          <w:rtl w:val="0"/>
+        </w:rPr>
+        <w:t xml:space="preserve">scenarios/s42_n4/</w:t>
+      </w:r>
+      <w:r>
+        <w:rPr>
+          <w:rtl w:val="0"/>
+        </w:rPr>
+        <w:t xml:space="preserve">).</w:t>
+      </w:r>
+    </w:p>
+    <w:p>
+      <w:pPr>
+        <w:rPr/>
+      </w:pPr>
       <w:r>
         <w:rPr>
           <w:rFonts w:ascii="Roboto Mono" w:cs="Roboto Mono" w:eastAsia="Roboto Mono" w:hAnsi="Roboto Mono"/>
@@ -2163,21 +2212,163 @@
         <w:rPr>
           <w:rtl w:val="0"/>
         </w:rPr>
-        <w:t xml:space="preserve">) and passes the scenario to the lidar and the monitor; </w:t>
-      </w:r>
-      <w:r>
-        <w:rPr>
-          <w:rFonts w:ascii="Roboto Mono" w:cs="Roboto Mono" w:eastAsia="Roboto Mono" w:hAnsi="Roboto Mono"/>
-          <w:color w:val="188038"/>
-          <w:rtl w:val="0"/>
-        </w:rPr>
-        <w:t xml:space="preserve">./send_nav2_goal.sh --scenario &lt;dir&gt;</w:t>
-      </w:r>
-      <w:r>
-        <w:rPr>
-          <w:rtl w:val="0"/>
-        </w:rPr>
-        <w:t xml:space="preserve"> sends the scenario’s own goal.</w:t>
+        <w:t xml:space="preserve"> starts Gazebo (headless), the bridges, the virtual lidar, the hit monitor and the obstacle mover. Wait until the odometry terminal prints </w:t>
+      </w:r>
+      <w:r>
+        <w:rPr>
+          <w:rFonts w:ascii="Roboto Mono" w:cs="Roboto Mono" w:eastAsia="Roboto Mono" w:hAnsi="Roboto Mono"/>
+          <w:color w:val="188038"/>
+          <w:rtl w:val="0"/>
+        </w:rPr>
+        <w:t xml:space="preserve">Publishing /odom</w:t>
+      </w:r>
+      <w:r>
+        <w:rPr>
+          <w:rtl w:val="0"/>
+        </w:rPr>
+        <w:t xml:space="preserve"> lines. Without the argument, the classic single-wall world is used.</w:t>
+      </w:r>
+    </w:p>
+    <w:p>
+      <w:pPr>
+        <w:rPr/>
+      </w:pPr>
+      <w:r>
+        <w:rPr>
+          <w:rFonts w:ascii="Roboto Mono" w:cs="Roboto Mono" w:eastAsia="Roboto Mono" w:hAnsi="Roboto Mono"/>
+          <w:color w:val="188038"/>
+          <w:rtl w:val="0"/>
+        </w:rPr>
+        <w:t xml:space="preserve">./launch_nav2.sh</w:t>
+      </w:r>
+      <w:r>
+        <w:rPr>
+          <w:rtl w:val="0"/>
+        </w:rPr>
+        <w:t xml:space="preserve"> starts Nav2. Wait for "Managed nodes are active".</w:t>
+      </w:r>
+    </w:p>
+    <w:p>
+      <w:pPr>
+        <w:rPr/>
+      </w:pPr>
+      <w:r>
+        <w:rPr>
+          <w:rFonts w:ascii="Roboto Mono" w:cs="Roboto Mono" w:eastAsia="Roboto Mono" w:hAnsi="Roboto Mono"/>
+          <w:color w:val="188038"/>
+          <w:rtl w:val="0"/>
+        </w:rPr>
+        <w:t xml:space="preserve">./view.sh</w:t>
+      </w:r>
+      <w:r>
+        <w:rPr>
+          <w:rtl w:val="0"/>
+        </w:rPr>
+        <w:t xml:space="preserve"> (optional) opens the RViz view: costmap, planned path, lidar points, odometry trail and the obstacle markers.</w:t>
+      </w:r>
+    </w:p>
+    <w:p>
+      <w:pPr>
+        <w:rPr/>
+      </w:pPr>
+      <w:r>
+        <w:rPr>
+          <w:rFonts w:ascii="Roboto Mono" w:cs="Roboto Mono" w:eastAsia="Roboto Mono" w:hAnsi="Roboto Mono"/>
+          <w:color w:val="188038"/>
+          <w:rtl w:val="0"/>
+        </w:rPr>
+        <w:t xml:space="preserve">./view_gazebo.sh</w:t>
+      </w:r>
+      <w:r>
+        <w:rPr>
+          <w:rtl w:val="0"/>
+        </w:rPr>
+        <w:t xml:space="preserve"> (optional) attaches the Gazebo 3D window. In the VM this requires 3D acceleration to be disabled.</w:t>
+      </w:r>
+    </w:p>
+    <w:p>
+      <w:pPr>
+        <w:rPr/>
+      </w:pPr>
+      <w:r>
+        <w:rPr>
+          <w:rFonts w:ascii="Roboto Mono" w:cs="Roboto Mono" w:eastAsia="Roboto Mono" w:hAnsi="Roboto Mono"/>
+          <w:color w:val="188038"/>
+          <w:rtl w:val="0"/>
+        </w:rPr>
+        <w:t xml:space="preserve">./send_nav2_goal.sh --scenario scenarios/s42_n4</w:t>
+      </w:r>
+      <w:r>
+        <w:rPr>
+          <w:rtl w:val="0"/>
+        </w:rPr>
+        <w:t xml:space="preserve"> arms the drone and sends the scenario goal. </w:t>
+      </w:r>
+      <w:r>
+        <w:rPr>
+          <w:rFonts w:ascii="Roboto Mono" w:cs="Roboto Mono" w:eastAsia="Roboto Mono" w:hAnsi="Roboto Mono"/>
+          <w:color w:val="188038"/>
+          <w:rtl w:val="0"/>
+        </w:rPr>
+        <w:t xml:space="preserve">./send_nav2_goal.sh X Y</w:t>
+      </w:r>
+      <w:r>
+        <w:rPr>
+          <w:rtl w:val="0"/>
+        </w:rPr>
+        <w:t xml:space="preserve"> sends an explicit goal instead.</w:t>
+      </w:r>
+    </w:p>
+    <w:p>
+      <w:pPr>
+        <w:rPr/>
+      </w:pPr>
+      <w:r>
+        <w:rPr>
+          <w:rFonts w:ascii="Roboto Mono" w:cs="Roboto Mono" w:eastAsia="Roboto Mono" w:hAnsi="Roboto Mono"/>
+          <w:color w:val="188038"/>
+          <w:rtl w:val="0"/>
+        </w:rPr>
+        <w:t xml:space="preserve">cat logs/hits_current.yaml</w:t>
+      </w:r>
+      <w:r>
+        <w:rPr>
+          <w:rtl w:val="0"/>
+        </w:rPr>
+        <w:t xml:space="preserve"> shows hits and minimum clearance. The full feedback stream of every goal is kept in </w:t>
+      </w:r>
+      <w:r>
+        <w:rPr>
+          <w:rFonts w:ascii="Roboto Mono" w:cs="Roboto Mono" w:eastAsia="Roboto Mono" w:hAnsi="Roboto Mono"/>
+          <w:color w:val="188038"/>
+          <w:rtl w:val="0"/>
+        </w:rPr>
+        <w:t xml:space="preserve">logs/goal_&lt;time&gt;.txt</w:t>
+      </w:r>
+      <w:r>
+        <w:rPr>
+          <w:rtl w:val="0"/>
+        </w:rPr>
+        <w:t xml:space="preserve">.</w:t>
+      </w:r>
+    </w:p>
+    <w:p>
+      <w:pPr>
+        <w:rPr/>
+      </w:pPr>
+      <w:r>
+        <w:rPr>
+          <w:rFonts w:ascii="Roboto Mono" w:cs="Roboto Mono" w:eastAsia="Roboto Mono" w:hAnsi="Roboto Mono"/>
+          <w:color w:val="188038"/>
+          <w:rtl w:val="0"/>
+        </w:rPr>
+        <w:t xml:space="preserve">./stop_drone_stack.sh</w:t>
+      </w:r>
+      <w:r>
+        <w:rPr>
+          <w:rtl w:val="0"/>
+        </w:rPr>
+        <w:t xml:space="preserve"> stops everything (stop Nav2 with Ctrl+C in its terminal).</w:t>
       </w:r>
     </w:p>
     <w:p>
@@ -2201,96 +2392,198 @@
           <w:szCs w:val="34"/>
           <w:rtl w:val="0"/>
         </w:rPr>
-        <w:t xml:space="preserve">Debugging: the Drone That Refused to Move Sideways</w:t>
-      </w:r>
-    </w:p>
-    <w:p>
-      <w:pPr>
-        <w:rPr/>
-      </w:pPr>
-      <w:r>
-        <w:rPr>
-          <w:rtl w:val="0"/>
-        </w:rPr>
-        <w:t xml:space="preserve">The first randomized runs failed in an instructive way. The default world (goal straight ahead) kept working, but scenario goals aborted with repeated “failed to make progress” errors while the drone sat still. Capturing </w:t>
-      </w:r>
-      <w:r>
-        <w:rPr>
-          <w:rFonts w:ascii="Roboto Mono" w:cs="Roboto Mono" w:eastAsia="Roboto Mono" w:hAnsi="Roboto Mono"/>
-          <w:color w:val="188038"/>
-          <w:rtl w:val="0"/>
-        </w:rPr>
-        <w:t xml:space="preserve">/cmd_vel</w:t>
-      </w:r>
-      <w:r>
-        <w:rPr>
-          <w:rtl w:val="0"/>
-        </w:rPr>
-        <w:t xml:space="preserve"> and the Gazebo command topic during a failing run showed that Nav2 was producing healthy velocity commands and that they arrived in Gazebo unchanged — the drone simply did not respond to them.</w:t>
-      </w:r>
-    </w:p>
-    <w:p>
-      <w:pPr>
-        <w:rPr/>
-      </w:pPr>
-      <w:r>
-        <w:rPr>
-          <w:rtl w:val="0"/>
-        </w:rPr>
-        <w:t xml:space="preserve">Replaying Nav2’s exact command by hand isolated the cause: any command containing a sustained yaw rate (for example angular z of −1.0) stalls the X3’s velocity controller completely, producing no thrust at all, while pure translation commands work. This became the third heading-related Nav2 default that had to be disabled for a multicopter: after removing the final yaw tolerance and the path/goal alignment critics, the controller now also samples no rotation at all (</w:t>
-      </w:r>
-      <w:r>
-        <w:rPr>
-          <w:rFonts w:ascii="Roboto Mono" w:cs="Roboto Mono" w:eastAsia="Roboto Mono" w:hAnsi="Roboto Mono"/>
-          <w:color w:val="188038"/>
-          <w:rtl w:val="0"/>
-        </w:rPr>
-        <w:t xml:space="preserve">max_vel_theta: 0.0</w:t>
-      </w:r>
-      <w:r>
-        <w:rPr>
-          <w:rtl w:val="0"/>
-        </w:rPr>
-        <w:t xml:space="preserve">). The drone keeps its spawn heading forever and moves by strafing — which a quadcopter can do freely. A second smaller fix: the motor arming command is now sent by the goal script itself immediately before each goal, closing a race where the arming could fire while Gazebo was still loading a heavier world.</w:t>
-      </w:r>
-    </w:p>
-    <w:p>
-      <w:pPr>
-        <w:rPr/>
-      </w:pPr>
-      <w:r>
-        <w:rPr>
-          <w:rtl w:val="0"/>
-        </w:rPr>
-        <w:t xml:space="preserve">With these fixes both verification scenarios succeed: 4 obstacles with a 12 m sideways-dominant path (</w:t>
-      </w:r>
-      <w:r>
-        <w:rPr>
-          <w:rFonts w:ascii="Roboto Mono" w:cs="Roboto Mono" w:eastAsia="Roboto Mono" w:hAnsi="Roboto Mono"/>
-          <w:color w:val="188038"/>
-          <w:rtl w:val="0"/>
-        </w:rPr>
-        <w:t xml:space="preserve">SUCCEEDED</w:t>
-      </w:r>
-      <w:r>
-        <w:rPr>
-          <w:rtl w:val="0"/>
-        </w:rPr>
-        <w:t xml:space="preserve"> in 32 s, zero recoveries, zero hits, minimum clearance 2.09 m) and a 10-obstacle stress scenario (</w:t>
-      </w:r>
-      <w:r>
-        <w:rPr>
-          <w:rFonts w:ascii="Roboto Mono" w:cs="Roboto Mono" w:eastAsia="Roboto Mono" w:hAnsi="Roboto Mono"/>
-          <w:color w:val="188038"/>
-          <w:rtl w:val="0"/>
-        </w:rPr>
-        <w:t xml:space="preserve">SUCCEEDED</w:t>
-      </w:r>
-      <w:r>
-        <w:rPr>
-          <w:rtl w:val="0"/>
-        </w:rPr>
-        <w:t xml:space="preserve"> in 18 s, zero recoveries, zero hits, minimum clearance 0.59 m — the drone threading between obstacle clusters with the inflation layer as its effective safety margin).</w:t>
+        <w:t xml:space="preserve">Phase B: Batch Evaluation with Static Obstacles</w:t>
+      </w:r>
+    </w:p>
+    <w:p>
+      <w:pPr>
+        <w:rPr/>
+      </w:pPr>
+      <w:r>
+        <w:rPr>
+          <w:rtl w:val="0"/>
+        </w:rPr>
+        <w:t xml:space="preserve">To produce the statistics I wrote a batch runner, </w:t>
+      </w:r>
+      <w:r>
+        <w:rPr>
+          <w:rFonts w:ascii="Roboto Mono" w:cs="Roboto Mono" w:eastAsia="Roboto Mono" w:hAnsi="Roboto Mono"/>
+          <w:color w:val="188038"/>
+          <w:rtl w:val="0"/>
+        </w:rPr>
+        <w:t xml:space="preserve">run_batch.sh</w:t>
+      </w:r>
+      <w:r>
+        <w:rPr>
+          <w:rtl w:val="0"/>
+        </w:rPr>
+        <w:t xml:space="preserve">. For every combination of obstacle count and seed it generates a scenario, starts the whole stack in the background (without terminal windows), waits until odometry and Nav2 are ready, arms the drone, sends the goal with a watchdog timeout, saves all logs and results, and shuts everything down before the next run. If a run fails, the batch records the failure and continues. A second script, </w:t>
+      </w:r>
+      <w:r>
+        <w:rPr>
+          <w:rFonts w:ascii="Roboto Mono" w:cs="Roboto Mono" w:eastAsia="Roboto Mono" w:hAnsi="Roboto Mono"/>
+          <w:color w:val="188038"/>
+          <w:rtl w:val="0"/>
+        </w:rPr>
+        <w:t xml:space="preserve">compute_metrics.py</w:t>
+      </w:r>
+      <w:r>
+        <w:rPr>
+          <w:rtl w:val="0"/>
+        </w:rPr>
+        <w:t xml:space="preserve">, reads the recorded files and computes success rate, navigation time, the path to Euclidean distance ratio, hit count and minimum clearance per obstacle count, and creates the corresponding plots.</w:t>
+      </w:r>
+    </w:p>
+    <w:p>
+      <w:pPr>
+        <w:rPr/>
+      </w:pPr>
+      <w:r>
+        <w:rPr>
+          <w:rtl w:val="0"/>
+        </w:rPr>
+        <w:t xml:space="preserve">The main experiment swept 1, 2, 4, 6, 8 and 10 obstacles with 8 random seeds each, 48 runs in about 46 minutes without supervision. All 48 runs reached the goal with zero hits:</w:t>
+      </w:r>
+    </w:p>
+    <w:p>
+      <w:pPr>
+        <w:rPr/>
+      </w:pPr>
+      <w:r>
+        <w:rPr>
+          <w:rFonts w:ascii="Roboto Mono" w:cs="Roboto Mono" w:eastAsia="Roboto Mono" w:hAnsi="Roboto Mono"/>
+          <w:color w:val="188038"/>
+          <w:rtl w:val="0"/>
+        </w:rPr>
+        <w:t xml:space="preserve">  N   success   mean time   path/Euclid   hits   min clearance</w:t>
+      </w:r>
+    </w:p>
+    <w:p>
+      <w:pPr>
+        <w:rPr/>
+      </w:pPr>
+      <w:r>
+        <w:rPr>
+          <w:rFonts w:ascii="Roboto Mono" w:cs="Roboto Mono" w:eastAsia="Roboto Mono" w:hAnsi="Roboto Mono"/>
+          <w:color w:val="188038"/>
+          <w:rtl w:val="0"/>
+        </w:rPr>
+        <w:t xml:space="preserve">  1     8/8      29.3 s        0.980        0        0.80 m</w:t>
+      </w:r>
+    </w:p>
+    <w:p>
+      <w:pPr>
+        <w:rPr/>
+      </w:pPr>
+      <w:r>
+        <w:rPr>
+          <w:rFonts w:ascii="Roboto Mono" w:cs="Roboto Mono" w:eastAsia="Roboto Mono" w:hAnsi="Roboto Mono"/>
+          <w:color w:val="188038"/>
+          <w:rtl w:val="0"/>
+        </w:rPr>
+        <w:t xml:space="preserve">  2     8/8      29.3 s        0.981        0        0.76 m</w:t>
+      </w:r>
+    </w:p>
+    <w:p>
+      <w:pPr>
+        <w:rPr/>
+      </w:pPr>
+      <w:r>
+        <w:rPr>
+          <w:rFonts w:ascii="Roboto Mono" w:cs="Roboto Mono" w:eastAsia="Roboto Mono" w:hAnsi="Roboto Mono"/>
+          <w:color w:val="188038"/>
+          <w:rtl w:val="0"/>
+        </w:rPr>
+        <w:t xml:space="preserve">  4     8/8      29.3 s        0.986        0        0.52 m</w:t>
+      </w:r>
+    </w:p>
+    <w:p>
+      <w:pPr>
+        <w:rPr/>
+      </w:pPr>
+      <w:r>
+        <w:rPr>
+          <w:rFonts w:ascii="Roboto Mono" w:cs="Roboto Mono" w:eastAsia="Roboto Mono" w:hAnsi="Roboto Mono"/>
+          <w:color w:val="188038"/>
+          <w:rtl w:val="0"/>
+        </w:rPr>
+        <w:t xml:space="preserve">  6     8/8      30.6 s        1.001        0        0.38 m</w:t>
+      </w:r>
+    </w:p>
+    <w:p>
+      <w:pPr>
+        <w:rPr/>
+      </w:pPr>
+      <w:r>
+        <w:rPr>
+          <w:rFonts w:ascii="Roboto Mono" w:cs="Roboto Mono" w:eastAsia="Roboto Mono" w:hAnsi="Roboto Mono"/>
+          <w:color w:val="188038"/>
+          <w:rtl w:val="0"/>
+        </w:rPr>
+        <w:t xml:space="preserve">  8     8/8      31.5 s        1.019        0        0.37 m</w:t>
+      </w:r>
+    </w:p>
+    <w:p>
+      <w:pPr>
+        <w:rPr/>
+      </w:pPr>
+      <w:r>
+        <w:rPr>
+          <w:rFonts w:ascii="Roboto Mono" w:cs="Roboto Mono" w:eastAsia="Roboto Mono" w:hAnsi="Roboto Mono"/>
+          <w:color w:val="188038"/>
+          <w:rtl w:val="0"/>
+        </w:rPr>
+        <w:t xml:space="preserve"> 10     8/8      31.6 s        1.021        0        0.37 m</w:t>
+      </w:r>
+    </w:p>
+    <w:p>
+      <w:pPr>
+        <w:rPr/>
+      </w:pPr>
+      <w:r>
+        <w:rPr>
+          <w:rtl w:val="0"/>
+        </w:rPr>
+        <w:t xml:space="preserve">The trends are as expected. With few obstacles the direct line is usually free, so the ratio is slightly below 1 (the drone stops 0.3 m before the goal point, inside the goal tolerance). With more obstacles the navigation time and the detour grow, and the minimum clearance drops toward the costmap inflation radius, which acts as the safety margin.</w:t>
+      </w:r>
+    </w:p>
+    <w:p>
+      <w:pPr>
+        <w:rPr/>
+      </w:pPr>
+      <w:r>
+        <w:rPr>
+          <w:rtl w:val="0"/>
+        </w:rPr>
+        <w:t xml:space="preserve">In the first attempts a few runs failed with timeout errors inside Nav2. The cause was the limited RAM of the virtual machine: when the VM ran out of memory, the simulation froze for a while and Nav2’s internal service calls timed out. These were infrastructure failures, not navigation failures. I increased a Nav2 timeout parameter (</w:t>
+      </w:r>
+      <w:r>
+        <w:rPr>
+          <w:rFonts w:ascii="Roboto Mono" w:cs="Roboto Mono" w:eastAsia="Roboto Mono" w:hAnsi="Roboto Mono"/>
+          <w:color w:val="188038"/>
+          <w:rtl w:val="0"/>
+        </w:rPr>
+        <w:t xml:space="preserve">default_server_timeout</w:t>
+      </w:r>
+      <w:r>
+        <w:rPr>
+          <w:rtl w:val="0"/>
+        </w:rPr>
+        <w:t xml:space="preserve">) and repeated the affected runs with the same seeds and the same configuration, which gave the final 48 out of 48. The curated results (CSV, summary table, plots) are stored in the repository under </w:t>
+      </w:r>
+      <w:r>
+        <w:rPr>
+          <w:rFonts w:ascii="Roboto Mono" w:cs="Roboto Mono" w:eastAsia="Roboto Mono" w:hAnsi="Roboto Mono"/>
+          <w:color w:val="188038"/>
+          <w:rtl w:val="0"/>
+        </w:rPr>
+        <w:t xml:space="preserve">results/2026-07-17_static_sweep/</w:t>
+      </w:r>
+      <w:r>
+        <w:rPr>
+          <w:rtl w:val="0"/>
+        </w:rPr>
+        <w:t xml:space="preserve">.</w:t>
       </w:r>
     </w:p>
     <w:p>
@@ -2314,443 +2607,164 @@
           <w:szCs w:val="34"/>
           <w:rtl w:val="0"/>
         </w:rPr>
-        <w:t xml:space="preserve">How to Run (Current Procedure)</w:t>
-      </w:r>
-    </w:p>
-    <w:p>
-      <w:pPr>
-        <w:rPr/>
-      </w:pPr>
-      <w:r>
-        <w:rPr>
-          <w:rtl w:val="0"/>
-        </w:rPr>
-        <w:t xml:space="preserve">Each numbered step runs in its own terminal from the </w:t>
-      </w:r>
-      <w:r>
-        <w:rPr>
-          <w:rFonts w:ascii="Roboto Mono" w:cs="Roboto Mono" w:eastAsia="Roboto Mono" w:hAnsi="Roboto Mono"/>
-          <w:color w:val="188038"/>
-          <w:rtl w:val="0"/>
-        </w:rPr>
-        <w:t xml:space="preserve">nav2/</w:t>
-      </w:r>
-      <w:r>
-        <w:rPr>
-          <w:rtl w:val="0"/>
-        </w:rPr>
-        <w:t xml:space="preserve"> folder:</w:t>
-      </w:r>
-    </w:p>
-    <w:p>
-      <w:pPr>
-        <w:rPr/>
-      </w:pPr>
-      <w:r>
-        <w:rPr>
-          <w:rFonts w:ascii="Roboto Mono" w:cs="Roboto Mono" w:eastAsia="Roboto Mono" w:hAnsi="Roboto Mono"/>
-          <w:color w:val="188038"/>
-          <w:rtl w:val="0"/>
-        </w:rPr>
-        <w:t xml:space="preserve">./gen_scenario.py --n-obstacles 4 --seed 42</w:t>
-      </w:r>
-      <w:r>
-        <w:rPr>
-          <w:rtl w:val="0"/>
-        </w:rPr>
-        <w:t xml:space="preserve"> — generate a scenario (→ </w:t>
-      </w:r>
-      <w:r>
-        <w:rPr>
-          <w:rFonts w:ascii="Roboto Mono" w:cs="Roboto Mono" w:eastAsia="Roboto Mono" w:hAnsi="Roboto Mono"/>
-          <w:color w:val="188038"/>
-          <w:rtl w:val="0"/>
-        </w:rPr>
-        <w:t xml:space="preserve">scenarios/s42_n4/</w:t>
-      </w:r>
-      <w:r>
-        <w:rPr>
-          <w:rtl w:val="0"/>
-        </w:rPr>
-        <w:t xml:space="preserve">)</w:t>
-      </w:r>
-    </w:p>
-    <w:p>
-      <w:pPr>
-        <w:rPr/>
-      </w:pPr>
-      <w:r>
-        <w:rPr>
-          <w:rFonts w:ascii="Roboto Mono" w:cs="Roboto Mono" w:eastAsia="Roboto Mono" w:hAnsi="Roboto Mono"/>
-          <w:color w:val="188038"/>
-          <w:rtl w:val="0"/>
-        </w:rPr>
-        <w:t xml:space="preserve">./start_drone_stack.sh scenarios/s42_n4</w:t>
-      </w:r>
-      <w:r>
-        <w:rPr>
-          <w:rtl w:val="0"/>
-        </w:rPr>
-        <w:t xml:space="preserve"> — Gazebo (headless) + bridges + virtual lidar + hit monitor; wait until the odometry terminal prints </w:t>
-      </w:r>
-      <w:r>
-        <w:rPr>
-          <w:rFonts w:ascii="Roboto Mono" w:cs="Roboto Mono" w:eastAsia="Roboto Mono" w:hAnsi="Roboto Mono"/>
-          <w:color w:val="188038"/>
-          <w:rtl w:val="0"/>
-        </w:rPr>
-        <w:t xml:space="preserve">Publishing /odom</w:t>
-      </w:r>
-      <w:r>
-        <w:rPr>
-          <w:rtl w:val="0"/>
-        </w:rPr>
-        <w:t xml:space="preserve"> lines (omit the argument for the classic single-wall world)</w:t>
-      </w:r>
-    </w:p>
-    <w:p>
-      <w:pPr>
-        <w:rPr/>
-      </w:pPr>
-      <w:r>
-        <w:rPr>
-          <w:rFonts w:ascii="Roboto Mono" w:cs="Roboto Mono" w:eastAsia="Roboto Mono" w:hAnsi="Roboto Mono"/>
-          <w:color w:val="188038"/>
-          <w:rtl w:val="0"/>
-        </w:rPr>
-        <w:t xml:space="preserve">./launch_nav2.sh</w:t>
-      </w:r>
-      <w:r>
-        <w:rPr>
-          <w:rtl w:val="0"/>
-        </w:rPr>
-        <w:t xml:space="preserve"> — start Nav2; wait for “Managed nodes are active”</w:t>
-      </w:r>
-    </w:p>
-    <w:p>
-      <w:pPr>
-        <w:rPr/>
-      </w:pPr>
-      <w:r>
-        <w:rPr>
-          <w:rFonts w:ascii="Roboto Mono" w:cs="Roboto Mono" w:eastAsia="Roboto Mono" w:hAnsi="Roboto Mono"/>
-          <w:color w:val="188038"/>
-          <w:rtl w:val="0"/>
-        </w:rPr>
-        <w:t xml:space="preserve">./view.sh</w:t>
-      </w:r>
-      <w:r>
-        <w:rPr>
-          <w:rtl w:val="0"/>
-        </w:rPr>
-        <w:t xml:space="preserve"> — optional RViz view: costmap, planned path, lidar points, odometry trail (goals can also be sent by clicking with the 2D Goal Pose tool)</w:t>
-      </w:r>
-    </w:p>
-    <w:p>
-      <w:pPr>
-        <w:rPr/>
-      </w:pPr>
-      <w:r>
-        <w:rPr>
-          <w:rFonts w:ascii="Roboto Mono" w:cs="Roboto Mono" w:eastAsia="Roboto Mono" w:hAnsi="Roboto Mono"/>
-          <w:color w:val="188038"/>
-          <w:rtl w:val="0"/>
-        </w:rPr>
-        <w:t xml:space="preserve">./view_gazebo.sh</w:t>
-      </w:r>
-      <w:r>
-        <w:rPr>
-          <w:rtl w:val="0"/>
-        </w:rPr>
-        <w:t xml:space="preserve"> — optional Gazebo 3D window attached to the running simulation (in the VM this requires 3D acceleration disabled; on real GPUs it works normally)</w:t>
-      </w:r>
-    </w:p>
-    <w:p>
-      <w:pPr>
-        <w:rPr/>
-      </w:pPr>
-      <w:r>
-        <w:rPr>
-          <w:rFonts w:ascii="Roboto Mono" w:cs="Roboto Mono" w:eastAsia="Roboto Mono" w:hAnsi="Roboto Mono"/>
-          <w:color w:val="188038"/>
-          <w:rtl w:val="0"/>
-        </w:rPr>
-        <w:t xml:space="preserve">./send_nav2_goal.sh --scenario scenarios/s42_n4</w:t>
-      </w:r>
-      <w:r>
-        <w:rPr>
-          <w:rtl w:val="0"/>
-        </w:rPr>
-        <w:t xml:space="preserve"> — arms the drone and sends the scenario goal; </w:t>
-      </w:r>
-      <w:r>
-        <w:rPr>
-          <w:rFonts w:ascii="Roboto Mono" w:cs="Roboto Mono" w:eastAsia="Roboto Mono" w:hAnsi="Roboto Mono"/>
-          <w:color w:val="188038"/>
-          <w:rtl w:val="0"/>
-        </w:rPr>
-        <w:t xml:space="preserve">./send_nav2_goal.sh X Y</w:t>
-      </w:r>
-      <w:r>
-        <w:rPr>
-          <w:rtl w:val="0"/>
-        </w:rPr>
-        <w:t xml:space="preserve"> sends an explicit goal instead</w:t>
-      </w:r>
-    </w:p>
-    <w:p>
-      <w:pPr>
-        <w:rPr/>
-      </w:pPr>
-      <w:r>
-        <w:rPr>
-          <w:rFonts w:ascii="Roboto Mono" w:cs="Roboto Mono" w:eastAsia="Roboto Mono" w:hAnsi="Roboto Mono"/>
-          <w:color w:val="188038"/>
-          <w:rtl w:val="0"/>
-        </w:rPr>
-        <w:t xml:space="preserve">cat logs/hits_current.yaml</w:t>
-      </w:r>
-      <w:r>
-        <w:rPr>
-          <w:rtl w:val="0"/>
-        </w:rPr>
-        <w:t xml:space="preserve"> — hits and minimum clearance of the run; the full feedback stream of every goal is kept in </w:t>
-      </w:r>
-      <w:r>
-        <w:rPr>
-          <w:rFonts w:ascii="Roboto Mono" w:cs="Roboto Mono" w:eastAsia="Roboto Mono" w:hAnsi="Roboto Mono"/>
-          <w:color w:val="188038"/>
-          <w:rtl w:val="0"/>
-        </w:rPr>
-        <w:t xml:space="preserve">logs/goal_&lt;time&gt;.txt</w:t>
-      </w:r>
-    </w:p>
-    <w:p>
-      <w:pPr>
-        <w:rPr/>
-      </w:pPr>
-      <w:r>
-        <w:rPr>
-          <w:rFonts w:ascii="Roboto Mono" w:cs="Roboto Mono" w:eastAsia="Roboto Mono" w:hAnsi="Roboto Mono"/>
-          <w:color w:val="188038"/>
-          <w:rtl w:val="0"/>
-        </w:rPr>
-        <w:t xml:space="preserve">./stop_drone_stack.sh</w:t>
-      </w:r>
-      <w:r>
-        <w:rPr>
-          <w:rtl w:val="0"/>
-        </w:rPr>
-        <w:t xml:space="preserve"> — teardown (stop Nav2 with Ctrl+C in its terminal)</w:t>
-      </w:r>
-    </w:p>
-    <w:p>
-      <w:pPr>
-        <w:pStyle w:val="Heading2"/>
-        <w:keepNext w:val="0"/>
-        <w:keepLines w:val="0"/>
-        <w:spacing w:after="80" w:lineRule="auto"/>
-        <w:rPr>
-          <w:b w:val="1"/>
-          <w:bCs w:val="1"/>
-          <w:sz w:val="34"/>
-          <w:szCs w:val="34"/>
-        </w:rPr>
-      </w:pPr>
-      <w:r>
-        <w:rPr>
-          <w:b w:val="1"/>
-          <w:bCs w:val="1"/>
-          <w:sz w:val="34"/>
-          <w:szCs w:val="34"/>
-          <w:rtl w:val="0"/>
-        </w:rPr>
-        <w:t xml:space="preserve">Phase B: Batch Evaluation with Static Obstacles</w:t>
-      </w:r>
-    </w:p>
-    <w:p>
-      <w:pPr>
-        <w:rPr/>
-      </w:pPr>
-      <w:r>
-        <w:rPr>
-          <w:rtl w:val="0"/>
-        </w:rPr>
-        <w:t xml:space="preserve">To produce the requested statistics, I built an unattended batch runner (</w:t>
-      </w:r>
-      <w:r>
-        <w:rPr>
-          <w:rFonts w:ascii="Roboto Mono" w:cs="Roboto Mono" w:eastAsia="Roboto Mono" w:hAnsi="Roboto Mono"/>
-          <w:color w:val="188038"/>
-          <w:rtl w:val="0"/>
-        </w:rPr>
-        <w:t xml:space="preserve">run_batch.sh</w:t>
-      </w:r>
-      <w:r>
-        <w:rPr>
-          <w:rtl w:val="0"/>
-        </w:rPr>
-        <w:t xml:space="preserve">). For every combination of obstacle count and random seed it generates a fresh scenario, starts the whole stack headless (no terminal windows), waits for the odometry and Nav2 to become ready, arms the drone, sends the scenario goal under a watchdog timeout, saves every component’s log together with the feedback stream and the hit counter’s totals, and tears everything down before the next run. Failures are recorded and the batch continues. A companion script, </w:t>
-      </w:r>
-      <w:r>
-        <w:rPr>
-          <w:rFonts w:ascii="Roboto Mono" w:cs="Roboto Mono" w:eastAsia="Roboto Mono" w:hAnsi="Roboto Mono"/>
-          <w:color w:val="188038"/>
-          <w:rtl w:val="0"/>
-        </w:rPr>
-        <w:t xml:space="preserve">compute_metrics.py</w:t>
-      </w:r>
-      <w:r>
-        <w:rPr>
-          <w:rtl w:val="0"/>
-        </w:rPr>
-        <w:t xml:space="preserve">, parses the recorded artifacts into a CSV and aggregates success rate, navigation time, the path-to-Euclidean-distance ratio, hit count, and minimum obstacle clearance per obstacle count, and renders the corresponding plots.</w:t>
-      </w:r>
-    </w:p>
-    <w:p>
-      <w:pPr>
-        <w:rPr/>
-      </w:pPr>
-      <w:r>
-        <w:rPr>
-          <w:rtl w:val="0"/>
-        </w:rPr>
-        <w:t xml:space="preserve">The main experiment swept 1, 2, 4, 6, 8, and 10 obstacles with 8 random seeds each — 48 runs, about 46 minutes unattended in the VM. All 48 runs succeeded with zero collisions:</w:t>
-      </w:r>
-    </w:p>
-    <w:p>
-      <w:pPr>
-        <w:rPr/>
-      </w:pPr>
-      <w:r>
-        <w:rPr>
-          <w:rFonts w:ascii="Roboto Mono" w:cs="Roboto Mono" w:eastAsia="Roboto Mono" w:hAnsi="Roboto Mono"/>
-          <w:color w:val="188038"/>
-          <w:rtl w:val="0"/>
-        </w:rPr>
-        <w:t xml:space="preserve">  N   success   mean time   path/Euclid   hits   min clearance</w:t>
-      </w:r>
-    </w:p>
-    <w:p>
-      <w:pPr>
-        <w:rPr/>
-      </w:pPr>
-      <w:r>
-        <w:rPr>
-          <w:rFonts w:ascii="Roboto Mono" w:cs="Roboto Mono" w:eastAsia="Roboto Mono" w:hAnsi="Roboto Mono"/>
-          <w:color w:val="188038"/>
-          <w:rtl w:val="0"/>
-        </w:rPr>
-        <w:t xml:space="preserve">  1     8/8      29.3 s        0.980        0        0.80 m</w:t>
-      </w:r>
-    </w:p>
-    <w:p>
-      <w:pPr>
-        <w:rPr/>
-      </w:pPr>
-      <w:r>
-        <w:rPr>
-          <w:rFonts w:ascii="Roboto Mono" w:cs="Roboto Mono" w:eastAsia="Roboto Mono" w:hAnsi="Roboto Mono"/>
-          <w:color w:val="188038"/>
-          <w:rtl w:val="0"/>
-        </w:rPr>
-        <w:t xml:space="preserve">  2     8/8      29.3 s        0.981        0        0.76 m</w:t>
-      </w:r>
-    </w:p>
-    <w:p>
-      <w:pPr>
-        <w:rPr/>
-      </w:pPr>
-      <w:r>
-        <w:rPr>
-          <w:rFonts w:ascii="Roboto Mono" w:cs="Roboto Mono" w:eastAsia="Roboto Mono" w:hAnsi="Roboto Mono"/>
-          <w:color w:val="188038"/>
-          <w:rtl w:val="0"/>
-        </w:rPr>
-        <w:t xml:space="preserve">  4     8/8      29.3 s        0.986        0        0.52 m</w:t>
-      </w:r>
-    </w:p>
-    <w:p>
-      <w:pPr>
-        <w:rPr/>
-      </w:pPr>
-      <w:r>
-        <w:rPr>
-          <w:rFonts w:ascii="Roboto Mono" w:cs="Roboto Mono" w:eastAsia="Roboto Mono" w:hAnsi="Roboto Mono"/>
-          <w:color w:val="188038"/>
-          <w:rtl w:val="0"/>
-        </w:rPr>
-        <w:t xml:space="preserve">  6     8/8      30.6 s        1.001        0        0.38 m</w:t>
-      </w:r>
-    </w:p>
-    <w:p>
-      <w:pPr>
-        <w:rPr/>
-      </w:pPr>
-      <w:r>
-        <w:rPr>
-          <w:rFonts w:ascii="Roboto Mono" w:cs="Roboto Mono" w:eastAsia="Roboto Mono" w:hAnsi="Roboto Mono"/>
-          <w:color w:val="188038"/>
-          <w:rtl w:val="0"/>
-        </w:rPr>
-        <w:t xml:space="preserve">  8     8/8      31.5 s        1.019        0        0.37 m</w:t>
-      </w:r>
-    </w:p>
-    <w:p>
-      <w:pPr>
-        <w:rPr/>
-      </w:pPr>
-      <w:r>
-        <w:rPr>
-          <w:rFonts w:ascii="Roboto Mono" w:cs="Roboto Mono" w:eastAsia="Roboto Mono" w:hAnsi="Roboto Mono"/>
-          <w:color w:val="188038"/>
-          <w:rtl w:val="0"/>
-        </w:rPr>
-        <w:t xml:space="preserve"> 10     8/8      31.6 s        1.021        0        0.37 m</w:t>
-      </w:r>
-    </w:p>
-    <w:p>
-      <w:pPr>
-        <w:rPr/>
-      </w:pPr>
-      <w:r>
-        <w:rPr>
-          <w:rtl w:val="0"/>
-        </w:rPr>
-        <w:t xml:space="preserve">The trends behave as expected: with few obstacles the random start–goal line is usually free, so the ratio sits slightly below 1 (the drone stops at the 0.3 m goal tolerance); as the field crowds, navigation time and detour overhead grow and the minimum clearance drops toward the costmap inflation radius, which acts as the effective safety margin. Ratios below 1.0 are an artifact of measuring the flown path against the full start-to-goal distance while the goal checker accepts arrival within 0.3 m.</w:t>
-      </w:r>
-    </w:p>
-    <w:p>
-      <w:pPr>
-        <w:rPr/>
-      </w:pPr>
-      <w:r>
-        <w:rPr>
-          <w:rtl w:val="0"/>
-        </w:rPr>
-        <w:t xml:space="preserve">Reliability of the harness itself was the main lesson of this phase. Every failure observed across all batches was an infrastructure timeout, never a navigation failure: ROS 2 action-server handshakes timed out whenever the host machine starved the VM (an open RViz window during one batch; incoming video calls during another — the failed runs clustered exactly in the call windows). Two measures fixed this: raising Nav2’s behavior-tree IPC timeouts (</w:t>
-      </w:r>
-      <w:r>
-        <w:rPr>
-          <w:rFonts w:ascii="Roboto Mono" w:cs="Roboto Mono" w:eastAsia="Roboto Mono" w:hAnsi="Roboto Mono"/>
-          <w:color w:val="188038"/>
-          <w:rtl w:val="0"/>
-        </w:rPr>
-        <w:t xml:space="preserve">default_server_timeout</w:t>
-      </w:r>
-      <w:r>
-        <w:rPr>
-          <w:rtl w:val="0"/>
-        </w:rPr>
-        <w:t xml:space="preserve">, where I initially used a wrong parameter name that ROS silently ignored — a caution worth recording), and keeping the VM unloaded during batches. The affected runs were re-executed with identical seeds and configuration, giving the final 48/48. The curated results (CSV, summary table, plots) are stored in the repository under </w:t>
-      </w:r>
-      <w:r>
-        <w:rPr>
-          <w:rFonts w:ascii="Roboto Mono" w:cs="Roboto Mono" w:eastAsia="Roboto Mono" w:hAnsi="Roboto Mono"/>
-          <w:color w:val="188038"/>
-          <w:rtl w:val="0"/>
-        </w:rPr>
-        <w:t xml:space="preserve">results/2026-07-17_static_sweep/</w:t>
+        <w:t xml:space="preserve">Phase C: Moving Obstacles</w:t>
+      </w:r>
+    </w:p>
+    <w:p>
+      <w:pPr>
+        <w:rPr/>
+      </w:pPr>
+      <w:r>
+        <w:rPr>
+          <w:rtl w:val="0"/>
+        </w:rPr>
+        <w:t xml:space="preserve">The last part of the protocol repeats the evaluation with moving obstacles. The motion is implemented in the same virtual way as the sensing. A new node, </w:t>
+      </w:r>
+      <w:r>
+        <w:rPr>
+          <w:rFonts w:ascii="Roboto Mono" w:cs="Roboto Mono" w:eastAsia="Roboto Mono" w:hAnsi="Roboto Mono"/>
+          <w:color w:val="188038"/>
+          <w:rtl w:val="0"/>
+        </w:rPr>
+        <w:t xml:space="preserve">obstacle_mover.py</w:t>
+      </w:r>
+      <w:r>
+        <w:rPr>
+          <w:rtl w:val="0"/>
+        </w:rPr>
+        <w:t xml:space="preserve">, moves the obstacle rectangles at a constant speed in random directions and lets them bounce off the workspace bounds. It publishes the current positions at 20 Hz, and the virtual lidar, the hit monitor and RViz all use this single source, so the drone always senses the obstacles where they currently are. Moving obstacles are not placed in the Gazebo world, because a physical box frozen at its spawn position could collide with the drone at a place where the obstacle virtually no longer is.</w:t>
+      </w:r>
+    </w:p>
+    <w:p>
+      <w:pPr>
+        <w:rPr/>
+      </w:pPr>
+      <w:r>
+        <w:rPr>
+          <w:rtl w:val="0"/>
+        </w:rPr>
+        <w:t xml:space="preserve">The sweep used 6 obstacles, speeds from 0.2 to 2.0 m/s, and 8 seeds per speed (48 runs):</w:t>
+      </w:r>
+    </w:p>
+    <w:p>
+      <w:pPr>
+        <w:rPr/>
+      </w:pPr>
+      <w:r>
+        <w:rPr>
+          <w:rFonts w:ascii="Roboto Mono" w:cs="Roboto Mono" w:eastAsia="Roboto Mono" w:hAnsi="Roboto Mono"/>
+          <w:color w:val="188038"/>
+          <w:rtl w:val="0"/>
+        </w:rPr>
+        <w:t xml:space="preserve"> v (m/s)   success   mean time   path/Euclid   hits</w:t>
+      </w:r>
+    </w:p>
+    <w:p>
+      <w:pPr>
+        <w:rPr/>
+      </w:pPr>
+      <w:r>
+        <w:rPr>
+          <w:rFonts w:ascii="Roboto Mono" w:cs="Roboto Mono" w:eastAsia="Roboto Mono" w:hAnsi="Roboto Mono"/>
+          <w:color w:val="188038"/>
+          <w:rtl w:val="0"/>
+        </w:rPr>
+        <w:t xml:space="preserve">  0.2        8/8       32 s         1.11         1</w:t>
+      </w:r>
+    </w:p>
+    <w:p>
+      <w:pPr>
+        <w:rPr/>
+      </w:pPr>
+      <w:r>
+        <w:rPr>
+          <w:rFonts w:ascii="Roboto Mono" w:cs="Roboto Mono" w:eastAsia="Roboto Mono" w:hAnsi="Roboto Mono"/>
+          <w:color w:val="188038"/>
+          <w:rtl w:val="0"/>
+        </w:rPr>
+        <w:t xml:space="preserve">  0.4        8/8       39 s         1.15        19</w:t>
+      </w:r>
+    </w:p>
+    <w:p>
+      <w:pPr>
+        <w:rPr/>
+      </w:pPr>
+      <w:r>
+        <w:rPr>
+          <w:rFonts w:ascii="Roboto Mono" w:cs="Roboto Mono" w:eastAsia="Roboto Mono" w:hAnsi="Roboto Mono"/>
+          <w:color w:val="188038"/>
+          <w:rtl w:val="0"/>
+        </w:rPr>
+        <w:t xml:space="preserve">  0.8        8/8       48 s         1.38         9</w:t>
+      </w:r>
+    </w:p>
+    <w:p>
+      <w:pPr>
+        <w:rPr/>
+      </w:pPr>
+      <w:r>
+        <w:rPr>
+          <w:rFonts w:ascii="Roboto Mono" w:cs="Roboto Mono" w:eastAsia="Roboto Mono" w:hAnsi="Roboto Mono"/>
+          <w:color w:val="188038"/>
+          <w:rtl w:val="0"/>
+        </w:rPr>
+        <w:t xml:space="preserve">  1.2        8/8       50 s         1.48        35</w:t>
+      </w:r>
+    </w:p>
+    <w:p>
+      <w:pPr>
+        <w:rPr/>
+      </w:pPr>
+      <w:r>
+        <w:rPr>
+          <w:rFonts w:ascii="Roboto Mono" w:cs="Roboto Mono" w:eastAsia="Roboto Mono" w:hAnsi="Roboto Mono"/>
+          <w:color w:val="188038"/>
+          <w:rtl w:val="0"/>
+        </w:rPr>
+        <w:t xml:space="preserve">  1.6        8/8       71 s         1.97        50</w:t>
+      </w:r>
+    </w:p>
+    <w:p>
+      <w:pPr>
+        <w:rPr/>
+      </w:pPr>
+      <w:r>
+        <w:rPr>
+          <w:rFonts w:ascii="Roboto Mono" w:cs="Roboto Mono" w:eastAsia="Roboto Mono" w:hAnsi="Roboto Mono"/>
+          <w:color w:val="188038"/>
+          <w:rtl w:val="0"/>
+        </w:rPr>
+        <w:t xml:space="preserve">  2.0        8/8       71 s         1.81        73</w:t>
+      </w:r>
+    </w:p>
+    <w:p>
+      <w:pPr>
+        <w:rPr/>
+      </w:pPr>
+      <w:r>
+        <w:rPr>
+          <w:rtl w:val="0"/>
+        </w:rPr>
+        <w:t xml:space="preserve">Because the runs are not stopped on contact, the drone always reaches the goal in the end, so the success column stays at 8/8. The degradation shows in the other columns. The hit count grows from 1 contact in eight flights at 0.2 m/s to 73 contacts (about nine per flight) at 2.0 m/s. The navigation time roughly doubles, and the flown path grows to about twice the straight distance. The explanation is that Nav2 only reacts to where obstacles currently are and knows nothing about their velocity. The drone’s own speed limit is about 0.6 to 0.7 m/s, so from roughly 0.8 m/s the obstacles are faster than the drone and reactive replanning cannot keep up.</w:t>
+      </w:r>
+    </w:p>
+    <w:p>
+      <w:pPr>
+        <w:rPr/>
+      </w:pPr>
+      <w:r>
+        <w:rPr>
+          <w:rtl w:val="0"/>
+        </w:rPr>
+        <w:t xml:space="preserve">This completes the agreed evaluation. Nav2 handles static and slowly moving obstacles well, and its performance deteriorates significantly once the obstacle speed approaches the drone’s own speed. This is the baseline that motivates the avoidance component we want to add on top of Nav2. The same scenario generator, batch runner and metrics can be reused later for the comparison with and without the component. The curated results are in </w:t>
+      </w:r>
+      <w:r>
+        <w:rPr>
+          <w:rFonts w:ascii="Roboto Mono" w:cs="Roboto Mono" w:eastAsia="Roboto Mono" w:hAnsi="Roboto Mono"/>
+          <w:color w:val="188038"/>
+          <w:rtl w:val="0"/>
+        </w:rPr>
+        <w:t xml:space="preserve">results/2026-07-20_speed_sweep/</w:t>
       </w:r>
       <w:r>
         <w:rPr>
@@ -2763,248 +2777,6 @@
       <w:pPr>
         <w:rPr/>
       </w:pPr>
-      <w:r>
-        <w:rPr>
-          <w:rtl w:val="0"/>
-        </w:rPr>
-        <w:t xml:space="preserve">With the static-obstacle baseline established — Nav2 reliably avoids fixed obstacles at these densities — the next phase introduces moving obstacles at increasing speeds to locate the point where Nav2’s performance deteriorates, which motivates the additional avoidance component.</w:t>
-      </w:r>
-    </w:p>
-    <w:p>
-      <w:pPr>
-        <w:pStyle w:val="Heading2"/>
-        <w:keepNext w:val="0"/>
-        <w:keepLines w:val="0"/>
-        <w:spacing w:after="80" w:lineRule="auto"/>
-        <w:rPr>
-          <w:b w:val="1"/>
-          <w:bCs w:val="1"/>
-          <w:sz w:val="34"/>
-          <w:szCs w:val="34"/>
-        </w:rPr>
-      </w:pPr>
-      <w:r>
-        <w:rPr>
-          <w:b w:val="1"/>
-          <w:bCs w:val="1"/>
-          <w:sz w:val="34"/>
-          <w:szCs w:val="34"/>
-          <w:rtl w:val="0"/>
-        </w:rPr>
-        <w:t xml:space="preserve">Phase C: Moving Obstacles and the Limits of Nav2</w:t>
-      </w:r>
-    </w:p>
-    <w:p>
-      <w:pPr>
-        <w:rPr/>
-      </w:pPr>
-      <w:r>
-        <w:rPr>
-          <w:rtl w:val="0"/>
-        </w:rPr>
-        <w:t xml:space="preserve">The final part of the agreed protocol repeats the evaluation with obstacles that move faster and faster. Obstacle motion is implemented virtually, consistently with the sensing design: a dedicated node, </w:t>
-      </w:r>
-      <w:r>
-        <w:rPr>
-          <w:rFonts w:ascii="Roboto Mono" w:cs="Roboto Mono" w:eastAsia="Roboto Mono" w:hAnsi="Roboto Mono"/>
-          <w:color w:val="188038"/>
-          <w:rtl w:val="0"/>
-        </w:rPr>
-        <w:t xml:space="preserve">obstacle_mover.py</w:t>
-      </w:r>
-      <w:r>
-        <w:rPr>
-          <w:rtl w:val="0"/>
-        </w:rPr>
-        <w:t xml:space="preserve">, integrates each obstacle along a random direction at the configured speed, bouncing elastically off the workspace bounds, and publishes the current footprints at 20 Hz on an </w:t>
-      </w:r>
-      <w:r>
-        <w:rPr>
-          <w:rFonts w:ascii="Roboto Mono" w:cs="Roboto Mono" w:eastAsia="Roboto Mono" w:hAnsi="Roboto Mono"/>
-          <w:color w:val="188038"/>
-          <w:rtl w:val="0"/>
-        </w:rPr>
-        <w:t xml:space="preserve">/obstacles</w:t>
-      </w:r>
-      <w:r>
-        <w:rPr>
-          <w:rtl w:val="0"/>
-        </w:rPr>
-        <w:t xml:space="preserve"> topic. The virtual lidar and the hit monitor track that stream, so the drone always senses the obstacles where they currently are, and RViz renders the same data as moving boxes. Moving obstacles are deliberately not modeled in the Gazebo world: a physical model frozen at its spawn pose could collide with the drone at a position the obstacle has virtually left. </w:t>
-      </w:r>
-      <w:r>
-        <w:rPr>
-          <w:rFonts w:ascii="Roboto Mono" w:cs="Roboto Mono" w:eastAsia="Roboto Mono" w:hAnsi="Roboto Mono"/>
-          <w:color w:val="188038"/>
-          <w:rtl w:val="0"/>
-        </w:rPr>
-        <w:t xml:space="preserve">gen_scenario.py --obstacle-speed</w:t>
-      </w:r>
-      <w:r>
-        <w:rPr>
-          <w:rtl w:val="0"/>
-        </w:rPr>
-        <w:t xml:space="preserve"> extends the scenario format, and the batch runner sweeps speeds the same way it sweeps obstacle counts.</w:t>
-      </w:r>
-    </w:p>
-    <w:p>
-      <w:pPr>
-        <w:rPr/>
-      </w:pPr>
-      <w:r>
-        <w:rPr>
-          <w:rtl w:val="0"/>
-        </w:rPr>
-        <w:t xml:space="preserve">Hit counting was also made precise. The counters are reset when each navigation goal is sent and snapshotted when it resolves, so the measured window is exactly the navigation itself — an obstacle drifting over the drone while it is parked before or after a goal is not a navigation failure. A contact that already exists at the moment navigation starts is likewise excluded until it first releases.</w:t>
-      </w:r>
-    </w:p>
-    <w:p>
-      <w:pPr>
-        <w:rPr/>
-      </w:pPr>
-      <w:r>
-        <w:rPr>
-          <w:rtl w:val="0"/>
-        </w:rPr>
-        <w:t xml:space="preserve">The degradation experiment used 6 obstacles and 8 random seeds per speed, sweeping 0.2 to 2.0 m/s — 48 runs overnight in the VM, all completing:</w:t>
-      </w:r>
-    </w:p>
-    <w:p>
-      <w:pPr>
-        <w:rPr/>
-      </w:pPr>
-      <w:r>
-        <w:rPr>
-          <w:rFonts w:ascii="Roboto Mono" w:cs="Roboto Mono" w:eastAsia="Roboto Mono" w:hAnsi="Roboto Mono"/>
-          <w:color w:val="188038"/>
-          <w:rtl w:val="0"/>
-        </w:rPr>
-        <w:t xml:space="preserve"> v(m/s)   success   mean time   path/Euclid   hits (8 runs)</w:t>
-      </w:r>
-    </w:p>
-    <w:p>
-      <w:pPr>
-        <w:rPr/>
-      </w:pPr>
-      <w:r>
-        <w:rPr>
-          <w:rFonts w:ascii="Roboto Mono" w:cs="Roboto Mono" w:eastAsia="Roboto Mono" w:hAnsi="Roboto Mono"/>
-          <w:color w:val="188038"/>
-          <w:rtl w:val="0"/>
-        </w:rPr>
-        <w:t xml:space="preserve">  0.2       8/8       32 s         1.11            1</w:t>
-      </w:r>
-    </w:p>
-    <w:p>
-      <w:pPr>
-        <w:rPr/>
-      </w:pPr>
-      <w:r>
-        <w:rPr>
-          <w:rFonts w:ascii="Roboto Mono" w:cs="Roboto Mono" w:eastAsia="Roboto Mono" w:hAnsi="Roboto Mono"/>
-          <w:color w:val="188038"/>
-          <w:rtl w:val="0"/>
-        </w:rPr>
-        <w:t xml:space="preserve">  0.4       8/8       39 s         1.15           19</w:t>
-      </w:r>
-    </w:p>
-    <w:p>
-      <w:pPr>
-        <w:rPr/>
-      </w:pPr>
-      <w:r>
-        <w:rPr>
-          <w:rFonts w:ascii="Roboto Mono" w:cs="Roboto Mono" w:eastAsia="Roboto Mono" w:hAnsi="Roboto Mono"/>
-          <w:color w:val="188038"/>
-          <w:rtl w:val="0"/>
-        </w:rPr>
-        <w:t xml:space="preserve">  0.8       8/8       48 s         1.38            9</w:t>
-      </w:r>
-    </w:p>
-    <w:p>
-      <w:pPr>
-        <w:rPr/>
-      </w:pPr>
-      <w:r>
-        <w:rPr>
-          <w:rFonts w:ascii="Roboto Mono" w:cs="Roboto Mono" w:eastAsia="Roboto Mono" w:hAnsi="Roboto Mono"/>
-          <w:color w:val="188038"/>
-          <w:rtl w:val="0"/>
-        </w:rPr>
-        <w:t xml:space="preserve">  1.2       8/8       50 s         1.48           35</w:t>
-      </w:r>
-    </w:p>
-    <w:p>
-      <w:pPr>
-        <w:rPr/>
-      </w:pPr>
-      <w:r>
-        <w:rPr>
-          <w:rFonts w:ascii="Roboto Mono" w:cs="Roboto Mono" w:eastAsia="Roboto Mono" w:hAnsi="Roboto Mono"/>
-          <w:color w:val="188038"/>
-          <w:rtl w:val="0"/>
-        </w:rPr>
-        <w:t xml:space="preserve">  1.6       8/8       71 s         1.97           50</w:t>
-      </w:r>
-    </w:p>
-    <w:p>
-      <w:pPr>
-        <w:rPr/>
-      </w:pPr>
-      <w:r>
-        <w:rPr>
-          <w:rFonts w:ascii="Roboto Mono" w:cs="Roboto Mono" w:eastAsia="Roboto Mono" w:hAnsi="Roboto Mono"/>
-          <w:color w:val="188038"/>
-          <w:rtl w:val="0"/>
-        </w:rPr>
-        <w:t xml:space="preserve">  2.0       8/8       71 s         1.81           73</w:t>
-      </w:r>
-    </w:p>
-    <w:p>
-      <w:pPr>
-        <w:rPr/>
-      </w:pPr>
-      <w:r>
-        <w:rPr>
-          <w:rtl w:val="0"/>
-        </w:rPr>
-        <w:t xml:space="preserve">The pattern is exactly what the protocol was designed to expose. Because runs are not stopped on contact, the drone always eventually reaches its goal — goal completion alone would suggest nothing is wrong. The hit count tells the real story: from a single contact across all eight flights at 0.2 m/s to 73 contacts — roughly nine per flight — at 2.0 m/s, while navigation time doubles and the flown path stretches to about twice the straight-line distance. The mechanism is structural: Nav2 plans against a costmap that only records where obstacles are (and, through stale marks, where they recently were), with no notion of velocity. The drone’s own speed limit is about 0.6–0.7 m/s, so from roughly 0.8 m/s upward the obstacles are faster than the drone and reactive replanning cannot compensate. The curated results are in </w:t>
-      </w:r>
-      <w:r>
-        <w:rPr>
-          <w:rFonts w:ascii="Roboto Mono" w:cs="Roboto Mono" w:eastAsia="Roboto Mono" w:hAnsi="Roboto Mono"/>
-          <w:color w:val="188038"/>
-          <w:rtl w:val="0"/>
-        </w:rPr>
-        <w:t xml:space="preserve">results/2026-07-20_speed_sweep/</w:t>
-      </w:r>
-      <w:r>
-        <w:rPr>
-          <w:rtl w:val="0"/>
-        </w:rPr>
-        <w:t xml:space="preserve">.</w:t>
-      </w:r>
-    </w:p>
-    <w:p>
-      <w:pPr>
-        <w:rPr/>
-      </w:pPr>
-      <w:r>
-        <w:rPr>
-          <w:rtl w:val="0"/>
-        </w:rPr>
-        <w:t xml:space="preserve">This completes the evaluation protocol: Nav2 handles static and slow-moving obstacles well, and its performance deteriorates significantly once obstacle speed approaches the drone’s own. The measured gap — collisions rising sharply with obstacle speed — is precisely what the avoidance component to be added on top of Nav2 must close, and the same scenario generator, batch runner, and metrics will provide the with/without comparison.</w:t>
-      </w:r>
-    </w:p>
-    <w:p>
-      <w:pPr>
-        <w:rPr/>
-      </w:pPr>
-      <w:r>
-        <w:rPr>
-          <w:rtl w:val="0"/>
-        </w:rPr>
-      </w:r>
     </w:p>
     <w:sectPr>
       <w:pgSz w:h="16834" w:w="11909" w:orient="portrait"/>

--- a/Thesis Progress.docx
+++ b/Thesis Progress.docx
@@ -2771,6 +2771,424 @@
           <w:rtl w:val="0"/>
         </w:rPr>
         <w:t xml:space="preserve">.</w:t>
+      </w:r>
+    </w:p>
+    <w:p>
+      <w:pPr>
+        <w:pStyle w:val="Heading2"/>
+        <w:keepNext w:val="0"/>
+        <w:keepLines w:val="0"/>
+        <w:spacing w:after="80" w:lineRule="auto"/>
+        <w:rPr>
+          <w:b w:val="1"/>
+          <w:bCs w:val="1"/>
+          <w:sz w:val="34"/>
+          <w:szCs w:val="34"/>
+        </w:rPr>
+      </w:pPr>
+      <w:r>
+        <w:rPr>
+          <w:b w:val="1"/>
+          <w:bCs w:val="1"/>
+          <w:sz w:val="34"/>
+          <w:szCs w:val="34"/>
+          <w:rtl w:val="0"/>
+        </w:rPr>
+        <w:t xml:space="preserve">Moving to PX4 and MAVLink</w:t>
+      </w:r>
+    </w:p>
+    <w:p>
+      <w:pPr>
+        <w:rPr/>
+      </w:pPr>
+      <w:r>
+        <w:rPr>
+          <w:rtl w:val="0"/>
+        </w:rPr>
+        <w:t xml:space="preserve">Following the feedback, I changed the architecture in two ways. First, communication with the simulated drone now goes through MAVLink, the protocol used between a real drone and its onboard software, instead of my own bridge. Second, the drone is now a PX4 vehicle, so the flight control software is the same one that runs on real hardware.</w:t>
+      </w:r>
+    </w:p>
+    <w:p>
+      <w:pPr>
+        <w:rPr/>
+      </w:pPr>
+      <w:r>
+        <w:rPr>
+          <w:rtl w:val="0"/>
+        </w:rPr>
+        <w:t xml:space="preserve">The setup has four parts. Gazebo simulates the physics. PX4 runs in software-in-the-loop mode and acts as the flight controller, keeping the drone stable and executing position commands. MAVROS translates between PX4’s MAVLink protocol and ROS 2. My own ROS 2 nodes decide where the drone should go and measure what happens.</w:t>
+      </w:r>
+    </w:p>
+    <w:p>
+      <w:pPr>
+        <w:rPr/>
+      </w:pPr>
+      <w:r>
+        <w:rPr>
+          <w:rtl w:val="0"/>
+        </w:rPr>
+        <w:t xml:space="preserve">I installed PX4 v1.17.0 and built it for simulation with the x500 quadcopter model. Two problems had to be solved before the drone would fly. PX4 refuses to arm when no ground control station is connected, so I wrote a small script that sends the minimal MAVLink heartbeat a ground station would send. PX4 also refused to arm because the simulated power monitoring reported unhealthy values, which is disabled with a parameter. After that the drone armed and took off, first from the PX4 console and then from ROS 2 through MAVROS.</w:t>
+      </w:r>
+    </w:p>
+    <w:p>
+      <w:pPr>
+        <w:rPr/>
+      </w:pPr>
+      <w:r>
+        <w:rPr>
+          <w:rtl w:val="0"/>
+        </w:rPr>
+        <w:t xml:space="preserve">The important step was offboard control. In offboard mode the drone follows position setpoints sent from outside, which is how a companion computer flies a real drone. PX4 requires setpoints to already be streaming at more than 2 Hz before it will accept the mode, so my node starts publishing first and only then requests the switch. With this the drone flew from ROS 2 to an arbitrary point in 3D, for example to (5, -4, 6), and held it to within a few centimetres. This is the control interface all the later experiments use.</w:t>
+      </w:r>
+    </w:p>
+    <w:p>
+      <w:pPr>
+        <w:pStyle w:val="Heading2"/>
+        <w:keepNext w:val="0"/>
+        <w:keepLines w:val="0"/>
+        <w:spacing w:after="80" w:lineRule="auto"/>
+        <w:rPr>
+          <w:b w:val="1"/>
+          <w:bCs w:val="1"/>
+          <w:sz w:val="34"/>
+          <w:szCs w:val="34"/>
+        </w:rPr>
+      </w:pPr>
+      <w:r>
+        <w:rPr>
+          <w:b w:val="1"/>
+          <w:bCs w:val="1"/>
+          <w:sz w:val="34"/>
+          <w:szCs w:val="34"/>
+          <w:rtl w:val="0"/>
+        </w:rPr>
+        <w:t xml:space="preserve">What PX4 Offers for 3D Navigation</w:t>
+      </w:r>
+    </w:p>
+    <w:p>
+      <w:pPr>
+        <w:rPr/>
+      </w:pPr>
+      <w:r>
+        <w:rPr>
+          <w:rtl w:val="0"/>
+        </w:rPr>
+        <w:t xml:space="preserve">The plan was to replace Nav2 with PX4’s own 3D path planning and collision avoidance. While setting this up I found that this software is no longer available. The PX4-Avoidance package, which contains the 3D local and global planners, was archived by the PX4 project in August 2024 and is marked as not maintained. It also only supports ROS 1 and Ubuntu 20.04, while my system uses ROS 2 and Ubuntu 24.04. The MAVLink path planning interface that connected an external planner to PX4 missions has also been withdrawn, and the current documentation says it should not be used in any PX4 version.</w:t>
+      </w:r>
+    </w:p>
+    <w:p>
+      <w:pPr>
+        <w:rPr/>
+      </w:pPr>
+      <w:r>
+        <w:rPr>
+          <w:rtl w:val="0"/>
+        </w:rPr>
+        <w:t xml:space="preserve">What PX4 still provides is Collision Prevention, which slows the drone before it reaches an obstacle. It works only in the horizontal plane and only in Position mode, so it cannot serve as a 3D navigation system for autonomous flight.</w:t>
+      </w:r>
+    </w:p>
+    <w:p>
+      <w:pPr>
+        <w:rPr/>
+      </w:pPr>
+      <w:r>
+        <w:rPr>
+          <w:rtl w:val="0"/>
+        </w:rPr>
+        <w:t xml:space="preserve">The approach PX4 recommends today is the one my setup already uses: the planning runs on the companion computer side in ROS 2, and PX4 executes the resulting setpoints in offboard mode. I reported this to my supervisor before building the experiments on top of it. One useful consequence is that, since PX4 offers no 3D avoidance of its own, the flights described below are a true baseline without any avoidance, and the component to be added has a clearly defined gap to close. The full note with sources is in the repository as </w:t>
+      </w:r>
+      <w:r>
+        <w:rPr>
+          <w:rFonts w:ascii="Roboto Mono" w:cs="Roboto Mono" w:eastAsia="Roboto Mono" w:hAnsi="Roboto Mono"/>
+          <w:color w:val="188038"/>
+          <w:rtl w:val="0"/>
+        </w:rPr>
+        <w:t xml:space="preserve">px4/FEASIBILITY_3D_NAVIGATION.md</w:t>
+      </w:r>
+      <w:r>
+        <w:rPr>
+          <w:rtl w:val="0"/>
+        </w:rPr>
+        <w:t xml:space="preserve">.</w:t>
+      </w:r>
+    </w:p>
+    <w:p>
+      <w:pPr>
+        <w:pStyle w:val="Heading2"/>
+        <w:keepNext w:val="0"/>
+        <w:keepLines w:val="0"/>
+        <w:spacing w:after="80" w:lineRule="auto"/>
+        <w:rPr>
+          <w:b w:val="1"/>
+          <w:bCs w:val="1"/>
+          <w:sz w:val="34"/>
+          <w:szCs w:val="34"/>
+        </w:rPr>
+      </w:pPr>
+      <w:r>
+        <w:rPr>
+          <w:b w:val="1"/>
+          <w:bCs w:val="1"/>
+          <w:sz w:val="34"/>
+          <w:szCs w:val="34"/>
+          <w:rtl w:val="0"/>
+        </w:rPr>
+        <w:t xml:space="preserve">3D Maze Scenarios and Collision Detection</w:t>
+      </w:r>
+    </w:p>
+    <w:p>
+      <w:pPr>
+        <w:rPr/>
+      </w:pPr>
+      <w:r>
+        <w:rPr>
+          <w:rtl w:val="0"/>
+        </w:rPr>
+        <w:t xml:space="preserve">For the 3D experiments I wrote a new scenario generator, </w:t>
+      </w:r>
+      <w:r>
+        <w:rPr>
+          <w:rFonts w:ascii="Roboto Mono" w:cs="Roboto Mono" w:eastAsia="Roboto Mono" w:hAnsi="Roboto Mono"/>
+          <w:color w:val="188038"/>
+          <w:rtl w:val="0"/>
+        </w:rPr>
+        <w:t xml:space="preserve">gen_scenario_3d.py</w:t>
+      </w:r>
+      <w:r>
+        <w:rPr>
+          <w:rtl w:val="0"/>
+        </w:rPr>
+        <w:t xml:space="preserve">. It places n obstacles at random, each a box standing on the ground with a random footprint and a random height, which produces the maze described in the plan. It also places k drones at random, each with its own target in 3D space, and keeps a clear zone around every start and target so that no drone begins or ends inside an obstacle. Everything is written to a single </w:t>
+      </w:r>
+      <w:r>
+        <w:rPr>
+          <w:rFonts w:ascii="Roboto Mono" w:cs="Roboto Mono" w:eastAsia="Roboto Mono" w:hAnsi="Roboto Mono"/>
+          <w:color w:val="188038"/>
+          <w:rtl w:val="0"/>
+        </w:rPr>
+        <w:t xml:space="preserve">scenario.yaml</w:t>
+      </w:r>
+      <w:r>
+        <w:rPr>
+          <w:rtl w:val="0"/>
+        </w:rPr>
+        <w:t xml:space="preserve">, and the same seed always reproduces the same scenario. The file already holds a list of drones, so the format does not need to change for the multi-drone phase.</w:t>
+      </w:r>
+    </w:p>
+    <w:p>
+      <w:pPr>
+        <w:rPr/>
+      </w:pPr>
+      <w:r>
+        <w:rPr>
+          <w:rtl w:val="0"/>
+        </w:rPr>
+        <w:t xml:space="preserve">The obstacles are inserted into the running Gazebo world at runtime rather than written into a world file. This keeps the PX4 installation untouched and, more importantly, means a new scenario can be loaded without restarting the simulator, which will save a lot of time in the batch experiments.</w:t>
+      </w:r>
+    </w:p>
+    <w:p>
+      <w:pPr>
+        <w:rPr/>
+      </w:pPr>
+      <w:r>
+        <w:rPr>
+          <w:rtl w:val="0"/>
+        </w:rPr>
+        <w:t xml:space="preserve">A second node, </w:t>
+      </w:r>
+      <w:r>
+        <w:rPr>
+          <w:rFonts w:ascii="Roboto Mono" w:cs="Roboto Mono" w:eastAsia="Roboto Mono" w:hAnsi="Roboto Mono"/>
+          <w:color w:val="188038"/>
+          <w:rtl w:val="0"/>
+        </w:rPr>
+        <w:t xml:space="preserve">collision_monitor_3d.py</w:t>
+      </w:r>
+      <w:r>
+        <w:rPr>
+          <w:rtl w:val="0"/>
+        </w:rPr>
+        <w:t xml:space="preserve">, checks the drone against every obstacle. The drone is treated as a sphere and each obstacle as a box, and because the boxes have different heights the check is genuinely three-dimensional: the same horizontal position is safe above a low obstacle and a collision against a tall one. Following the plan, a drone that collides is destroyed rather than counted and allowed to continue.</w:t>
+      </w:r>
+    </w:p>
+    <w:p>
+      <w:pPr>
+        <w:rPr/>
+      </w:pPr>
+      <w:r>
+        <w:rPr>
+          <w:rtl w:val="0"/>
+        </w:rPr>
+        <w:t xml:space="preserve">Two details took some work. The scenario is written in Gazebo world coordinates, but MAVROS reports the drone in PX4’s local frame, whose origin is wherever the drone was spawned. The nodes therefore convert between the two by adding the start position. Without this the drone flies to a completely different place. The second detail is that PX4 refuses an ordinary disarm command while the drone is in the air, answering "Disarming denied: not landed". In one test this meant a drone survived its own collision, tumbled around the world and eventually reached its target after travelling 350 m instead of 15 m, which would have been meaningless data. Sending the disarm command with PX4’s force option solves it.</w:t>
+      </w:r>
+    </w:p>
+    <w:p>
+      <w:pPr>
+        <w:pStyle w:val="Heading2"/>
+        <w:keepNext w:val="0"/>
+        <w:keepLines w:val="0"/>
+        <w:spacing w:after="80" w:lineRule="auto"/>
+        <w:rPr>
+          <w:b w:val="1"/>
+          <w:bCs w:val="1"/>
+          <w:sz w:val="34"/>
+          <w:szCs w:val="34"/>
+        </w:rPr>
+      </w:pPr>
+      <w:r>
+        <w:rPr>
+          <w:b w:val="1"/>
+          <w:bCs w:val="1"/>
+          <w:sz w:val="34"/>
+          <w:szCs w:val="34"/>
+          <w:rtl w:val="0"/>
+        </w:rPr>
+        <w:t xml:space="preserve">Baseline Missions in 3D</w:t>
+      </w:r>
+    </w:p>
+    <w:p>
+      <w:pPr>
+        <w:rPr/>
+      </w:pPr>
+      <w:r>
+        <w:rPr>
+          <w:rtl w:val="0"/>
+        </w:rPr>
+        <w:t xml:space="preserve">The mission node, </w:t>
+      </w:r>
+      <w:r>
+        <w:rPr>
+          <w:rFonts w:ascii="Roboto Mono" w:cs="Roboto Mono" w:eastAsia="Roboto Mono" w:hAnsi="Roboto Mono"/>
+          <w:color w:val="188038"/>
+          <w:rtl w:val="0"/>
+        </w:rPr>
+        <w:t xml:space="preserve">run_mission.py</w:t>
+      </w:r>
+      <w:r>
+        <w:rPr>
+          <w:rtl w:val="0"/>
+        </w:rPr>
+        <w:t xml:space="preserve">, flies a drone to its scenario target using offboard setpoints, with no avoidance of any kind. It climbs first and then heads for the target, records the flown path, and stops as soon as the drone either arrives or is destroyed. It writes the Euclidean distance between start and target, the distance actually travelled, their ratio, and the simulation time.</w:t>
+      </w:r>
+    </w:p>
+    <w:p>
+      <w:pPr>
+        <w:rPr/>
+      </w:pPr>
+      <w:r>
+        <w:rPr>
+          <w:rtl w:val="0"/>
+        </w:rPr>
+        <w:t xml:space="preserve">Both outcomes were verified. A mission through an 8-obstacle maze reached its target:</w:t>
+      </w:r>
+    </w:p>
+    <w:p>
+      <w:pPr>
+        <w:rPr/>
+      </w:pPr>
+      <w:r>
+        <w:rPr>
+          <w:rFonts w:ascii="Roboto Mono" w:cs="Roboto Mono" w:eastAsia="Roboto Mono" w:hAnsi="Roboto Mono"/>
+          <w:color w:val="188038"/>
+          <w:rtl w:val="0"/>
+        </w:rPr>
+        <w:t xml:space="preserve">  outcome: reached      euclidean 21.33 m   travelled 23.57 m</w:t>
+      </w:r>
+    </w:p>
+    <w:p>
+      <w:pPr>
+        <w:rPr/>
+      </w:pPr>
+      <w:r>
+        <w:rPr>
+          <w:rFonts w:ascii="Roboto Mono" w:cs="Roboto Mono" w:eastAsia="Roboto Mono" w:hAnsi="Roboto Mono"/>
+          <w:color w:val="188038"/>
+          <w:rtl w:val="0"/>
+        </w:rPr>
+        <w:t xml:space="preserve">  ratio: 1.105          time 11.6 s         min clearance 1.61 m</w:t>
+      </w:r>
+    </w:p>
+    <w:p>
+      <w:pPr>
+        <w:rPr/>
+      </w:pPr>
+      <w:r>
+        <w:rPr>
+          <w:rtl w:val="0"/>
+        </w:rPr>
+        <w:t xml:space="preserve">and a mission through a denser 30-obstacle maze was destroyed on the way:</w:t>
+      </w:r>
+    </w:p>
+    <w:p>
+      <w:pPr>
+        <w:rPr/>
+      </w:pPr>
+      <w:r>
+        <w:rPr>
+          <w:rFonts w:ascii="Roboto Mono" w:cs="Roboto Mono" w:eastAsia="Roboto Mono" w:hAnsi="Roboto Mono"/>
+          <w:color w:val="188038"/>
+          <w:rtl w:val="0"/>
+        </w:rPr>
+        <w:t xml:space="preserve">  outcome: destroyed    euclidean 15.13 m   travelled 8.50 m</w:t>
+      </w:r>
+    </w:p>
+    <w:p>
+      <w:pPr>
+        <w:rPr/>
+      </w:pPr>
+      <w:r>
+        <w:rPr>
+          <w:rFonts w:ascii="Roboto Mono" w:cs="Roboto Mono" w:eastAsia="Roboto Mono" w:hAnsi="Roboto Mono"/>
+          <w:color w:val="188038"/>
+          <w:rtl w:val="0"/>
+        </w:rPr>
+        <w:t xml:space="preserve">  collision at world (-7.49, -3.38, 5.68)   min clearance -0.067 m</w:t>
+      </w:r>
+    </w:p>
+    <w:p>
+      <w:pPr>
+        <w:rPr/>
+      </w:pPr>
+      <w:r>
+        <w:rPr>
+          <w:rtl w:val="0"/>
+        </w:rPr>
+        <w:t xml:space="preserve">The negative minimum clearance in the second run means the drone had entered the obstacle by about 7 cm when the collision was registered, and the recorded collision point matches the drone’s final position, so it stopped where it was hit. One point to remember for the evaluation: the ratio is only meaningful for drones that reach their target, because a drone destroyed halfway has travelled less than the straight-line distance and produces a ratio below 1. Averages will be taken over successful flights, with destroyed flights counted separately.</w:t>
+      </w:r>
+    </w:p>
+    <w:p>
+      <w:pPr>
+        <w:pStyle w:val="Heading2"/>
+        <w:keepNext w:val="0"/>
+        <w:keepLines w:val="0"/>
+        <w:spacing w:after="80" w:lineRule="auto"/>
+        <w:rPr>
+          <w:b w:val="1"/>
+          <w:bCs w:val="1"/>
+          <w:sz w:val="34"/>
+          <w:szCs w:val="34"/>
+        </w:rPr>
+      </w:pPr>
+      <w:r>
+        <w:rPr>
+          <w:b w:val="1"/>
+          <w:bCs w:val="1"/>
+          <w:sz w:val="34"/>
+          <w:szCs w:val="34"/>
+          <w:rtl w:val="0"/>
+        </w:rPr>
+        <w:t xml:space="preserve">Next Steps</w:t>
+      </w:r>
+    </w:p>
+    <w:p>
+      <w:pPr>
+        <w:rPr/>
+      </w:pPr>
+      <w:r>
+        <w:rPr>
+          <w:rtl w:val="0"/>
+        </w:rPr>
+        <w:t xml:space="preserve">The next phase adds multiple drones flying at the same time, each with its own target and each able to collide with the obstacles and with the other drones, with a run ending when every drone has either arrived or been destroyed. After that the batch runner and metrics will be extended to sweep combinations of obstacle count and drone count and report, for each (n, k) configuration, the number of collisions, the summed Euclidean and travelled distances, their ratio, the simulation time and the CPU time. Running several PX4 instances together with Gazebo is likely to exceed the memory of my virtual machine, so the larger experiments will probably be run on a more powerful computer. The project already runs unchanged on other machines.</w:t>
       </w:r>
     </w:p>
     <w:p>
